--- a/docs/论文/王昌振毕业论文_完善版.docx
+++ b/docs/论文/王昌振毕业论文_完善版.docx
@@ -8,8 +8,6 @@
           <w:rFonts w:hint="eastAsia"/>
         </w:rPr>
       </w:pPr>
-      <w:bookmarkStart w:id="10" w:name="_GoBack"/>
-      <w:bookmarkEnd w:id="10"/>
     </w:p>
     <w:p>
       <w:pPr>
@@ -22,23 +20,23 @@
           <w:sz w:val="18"/>
         </w:rPr>
       </w:pPr>
-      <w:bookmarkStart w:id="0" w:name="_Toc11341"/>
+      <w:bookmarkStart w:id="0" w:name="_Toc262313558"/>
       <w:bookmarkEnd w:id="0"/>
-      <w:bookmarkStart w:id="1" w:name="_Toc29720"/>
+      <w:bookmarkStart w:id="1" w:name="_Toc31000"/>
       <w:bookmarkEnd w:id="1"/>
-      <w:bookmarkStart w:id="2" w:name="_Toc262313571"/>
+      <w:bookmarkStart w:id="2" w:name="_Toc13247"/>
       <w:bookmarkEnd w:id="2"/>
-      <w:bookmarkStart w:id="3" w:name="_Toc31000"/>
+      <w:bookmarkStart w:id="3" w:name="_Toc29720"/>
       <w:bookmarkEnd w:id="3"/>
-      <w:bookmarkStart w:id="4" w:name="_Toc13247"/>
+      <w:bookmarkStart w:id="4" w:name="_Toc262313571"/>
       <w:bookmarkEnd w:id="4"/>
-      <w:bookmarkStart w:id="5" w:name="_Toc20969"/>
+      <w:bookmarkStart w:id="5" w:name="_Toc24010"/>
       <w:bookmarkEnd w:id="5"/>
-      <w:bookmarkStart w:id="6" w:name="_Toc262313550"/>
+      <w:bookmarkStart w:id="6" w:name="_Toc11341"/>
       <w:bookmarkEnd w:id="6"/>
-      <w:bookmarkStart w:id="7" w:name="_Toc24010"/>
+      <w:bookmarkStart w:id="7" w:name="_Toc20969"/>
       <w:bookmarkEnd w:id="7"/>
-      <w:bookmarkStart w:id="8" w:name="_Toc262313558"/>
+      <w:bookmarkStart w:id="8" w:name="_Toc262313550"/>
       <w:bookmarkEnd w:id="8"/>
       <w:r>
         <w:rPr>
@@ -3505,1037 +3503,1227 @@
     </w:p>
     <w:p>
       <w:pPr>
-        <w:pStyle w:val="8"/>
-        <w:keepNext w:val="0"/>
-        <w:keepLines w:val="0"/>
-        <w:pageBreakBefore w:val="0"/>
-        <w:widowControl w:val="0"/>
         <w:tabs>
-          <w:tab w:val="right" w:leader="dot" w:pos="9072"/>
+          <w:tab w:val="right" w:leader="dot" w:pos="10046"/>
         </w:tabs>
-        <w:kinsoku/>
-        <w:wordWrap/>
-        <w:overflowPunct/>
-        <w:topLinePunct w:val="0"/>
-        <w:autoSpaceDE/>
-        <w:autoSpaceDN/>
-        <w:bidi w:val="0"/>
-        <w:adjustRightInd/>
-        <w:snapToGrid/>
-        <w:spacing w:line="360" w:lineRule="auto"/>
-        <w:ind w:firstLine="0" w:firstLineChars="0"/>
-        <w:textAlignment w:val="auto"/>
-        <w:rPr>
-          <w:rFonts w:hint="eastAsia" w:ascii="Times New Roman" w:hAnsi="Times New Roman" w:eastAsia="宋体" w:cs="宋体"/>
-          <w:color w:val="000000" w:themeColor="text1"/>
-          <w:sz w:val="24"/>
-          <w14:textFill>
-            <w14:solidFill>
-              <w14:schemeClr w14:val="tx1"/>
-            </w14:solidFill>
-          </w14:textFill>
-        </w:rPr>
-      </w:pPr>
-      <w:r>
-        <w:rPr>
-          <w:rFonts w:hint="eastAsia" w:ascii="Times New Roman" w:hAnsi="Times New Roman" w:eastAsia="宋体" w:cs="宋体"/>
-          <w:color w:val="000000" w:themeColor="text1"/>
-          <w:sz w:val="24"/>
-          <w14:textFill>
-            <w14:solidFill>
-              <w14:schemeClr w14:val="tx1"/>
-            </w14:solidFill>
-          </w14:textFill>
-        </w:rPr>
-        <w:t>1 绪论 ...............................................................................1</w:t>
-      </w:r>
-    </w:p>
-    <w:p>
-      <w:pPr>
-        <w:pStyle w:val="8"/>
-        <w:keepNext w:val="0"/>
-        <w:keepLines w:val="0"/>
-        <w:pageBreakBefore w:val="0"/>
-        <w:widowControl w:val="0"/>
+        <w:spacing w:before="200" w:after="0"/>
+        <w:ind w:left="0" w:firstLine="0"/>
+      </w:pPr>
+      <w:r>
+        <w:rPr>
+          <w:b/>
+        </w:rPr>
+        <w:t>1 绪论</w:t>
+      </w:r>
+      <w:r>
+        <w:tab/>
+      </w:r>
+      <w:r>
+        <w:rPr>
+          <w:b w:val="0"/>
+        </w:rPr>
+        <w:t>1</w:t>
+      </w:r>
+    </w:p>
+    <w:p>
+      <w:pPr>
         <w:tabs>
-          <w:tab w:val="right" w:leader="dot" w:pos="9072"/>
+          <w:tab w:val="right" w:leader="dot" w:pos="10046"/>
         </w:tabs>
-        <w:kinsoku/>
-        <w:wordWrap/>
-        <w:overflowPunct/>
-        <w:topLinePunct w:val="0"/>
-        <w:autoSpaceDE/>
-        <w:autoSpaceDN/>
-        <w:bidi w:val="0"/>
-        <w:adjustRightInd/>
-        <w:snapToGrid/>
-        <w:spacing w:line="360" w:lineRule="auto"/>
-        <w:ind w:firstLine="0" w:firstLineChars="0"/>
-        <w:textAlignment w:val="auto"/>
-        <w:rPr>
-          <w:rFonts w:hint="eastAsia" w:ascii="Times New Roman" w:hAnsi="Times New Roman" w:eastAsia="宋体" w:cs="宋体"/>
-          <w:color w:val="000000" w:themeColor="text1"/>
-          <w:sz w:val="24"/>
-          <w14:textFill>
-            <w14:solidFill>
-              <w14:schemeClr w14:val="tx1"/>
-            </w14:solidFill>
-          </w14:textFill>
-        </w:rPr>
-      </w:pPr>
-      <w:r>
-        <w:t>1.1 调研背景与意义 .................................................. 1</w:t>
-      </w:r>
-    </w:p>
-    <w:p>
-      <w:pPr>
-        <w:pStyle w:val="8"/>
-        <w:keepNext w:val="0"/>
-        <w:keepLines w:val="0"/>
-        <w:pageBreakBefore w:val="0"/>
-        <w:widowControl w:val="0"/>
+        <w:spacing w:before="0" w:after="0"/>
+        <w:ind w:left="420" w:firstLine="0"/>
+      </w:pPr>
+      <w:r>
+        <w:rPr>
+          <w:b w:val="0"/>
+        </w:rPr>
+        <w:t>1.1 研究背景与意义</w:t>
+      </w:r>
+      <w:r>
+        <w:tab/>
+      </w:r>
+      <w:r>
+        <w:rPr>
+          <w:b w:val="0"/>
+        </w:rPr>
+        <w:t>1</w:t>
+      </w:r>
+    </w:p>
+    <w:p>
+      <w:pPr>
         <w:tabs>
-          <w:tab w:val="right" w:leader="dot" w:pos="9072"/>
+          <w:tab w:val="right" w:leader="dot" w:pos="10046"/>
         </w:tabs>
-        <w:kinsoku/>
-        <w:wordWrap/>
-        <w:overflowPunct/>
-        <w:topLinePunct w:val="0"/>
-        <w:autoSpaceDE/>
-        <w:autoSpaceDN/>
-        <w:bidi w:val="0"/>
-        <w:adjustRightInd/>
-        <w:snapToGrid/>
-        <w:spacing w:line="360" w:lineRule="auto"/>
-        <w:ind w:firstLine="0" w:firstLineChars="0"/>
-        <w:textAlignment w:val="auto"/>
-        <w:rPr>
-          <w:rFonts w:hint="eastAsia" w:ascii="Times New Roman" w:hAnsi="Times New Roman" w:eastAsia="宋体" w:cs="宋体"/>
-          <w:color w:val="000000" w:themeColor="text1"/>
-          <w:sz w:val="24"/>
-          <w14:textFill>
-            <w14:solidFill>
-              <w14:schemeClr w14:val="tx1"/>
-            </w14:solidFill>
-          </w14:textFill>
-        </w:rPr>
-      </w:pPr>
-      <w:r>
-        <w:t>1.2 国内外探索现状 .................................................. 2</w:t>
-      </w:r>
-    </w:p>
-    <w:p>
-      <w:pPr>
-        <w:pStyle w:val="8"/>
-        <w:keepNext w:val="0"/>
-        <w:keepLines w:val="0"/>
-        <w:pageBreakBefore w:val="0"/>
-        <w:widowControl w:val="0"/>
+        <w:spacing w:before="0" w:after="0"/>
+        <w:ind w:left="420" w:firstLine="0"/>
+      </w:pPr>
+      <w:r>
+        <w:rPr>
+          <w:b w:val="0"/>
+        </w:rPr>
+        <w:t>1.2 国内外研究现状</w:t>
+      </w:r>
+      <w:r>
+        <w:tab/>
+      </w:r>
+      <w:r>
+        <w:rPr>
+          <w:b w:val="0"/>
+        </w:rPr>
+        <w:t>2</w:t>
+      </w:r>
+    </w:p>
+    <w:p>
+      <w:pPr>
         <w:tabs>
-          <w:tab w:val="right" w:leader="dot" w:pos="9072"/>
+          <w:tab w:val="right" w:leader="dot" w:pos="10046"/>
         </w:tabs>
-        <w:kinsoku/>
-        <w:wordWrap/>
-        <w:overflowPunct/>
-        <w:topLinePunct w:val="0"/>
-        <w:autoSpaceDE/>
-        <w:autoSpaceDN/>
-        <w:bidi w:val="0"/>
-        <w:adjustRightInd/>
-        <w:snapToGrid/>
-        <w:spacing w:line="360" w:lineRule="auto"/>
-        <w:ind w:firstLine="0" w:firstLineChars="0"/>
-        <w:textAlignment w:val="auto"/>
-        <w:rPr>
-          <w:rFonts w:hint="eastAsia" w:ascii="Times New Roman" w:hAnsi="Times New Roman" w:eastAsia="宋体" w:cs="宋体"/>
-          <w:color w:val="000000" w:themeColor="text1"/>
-          <w:sz w:val="24"/>
-          <w14:textFill>
-            <w14:solidFill>
-              <w14:schemeClr w14:val="tx1"/>
-            </w14:solidFill>
-          </w14:textFill>
-        </w:rPr>
-      </w:pPr>
-      <w:r>
-        <w:t>1.3 重点调研内容与论文组织 .......................................... 3</w:t>
-      </w:r>
-    </w:p>
-    <w:p>
-      <w:pPr>
-        <w:pStyle w:val="8"/>
-        <w:keepNext w:val="0"/>
-        <w:keepLines w:val="0"/>
-        <w:pageBreakBefore w:val="0"/>
-        <w:widowControl w:val="0"/>
+        <w:spacing w:before="0" w:after="0"/>
+        <w:ind w:left="420" w:firstLine="0"/>
+      </w:pPr>
+      <w:r>
+        <w:rPr>
+          <w:b w:val="0"/>
+        </w:rPr>
+        <w:t>1.3 主要研究内容与论文组织</w:t>
+      </w:r>
+      <w:r>
+        <w:tab/>
+      </w:r>
+      <w:r>
+        <w:rPr>
+          <w:b w:val="0"/>
+        </w:rPr>
+        <w:t>3</w:t>
+      </w:r>
+    </w:p>
+    <w:p>
+      <w:pPr>
         <w:tabs>
-          <w:tab w:val="right" w:leader="dot" w:pos="9072"/>
+          <w:tab w:val="right" w:leader="dot" w:pos="10046"/>
         </w:tabs>
-        <w:kinsoku/>
-        <w:wordWrap/>
-        <w:overflowPunct/>
-        <w:topLinePunct w:val="0"/>
-        <w:autoSpaceDE/>
-        <w:autoSpaceDN/>
-        <w:bidi w:val="0"/>
-        <w:adjustRightInd/>
-        <w:snapToGrid/>
-        <w:spacing w:line="360" w:lineRule="auto"/>
-        <w:ind w:firstLine="0" w:firstLineChars="0"/>
-        <w:textAlignment w:val="auto"/>
-        <w:rPr>
-          <w:rFonts w:hint="eastAsia" w:ascii="Times New Roman" w:hAnsi="Times New Roman" w:eastAsia="宋体" w:cs="宋体"/>
-          <w:color w:val="000000" w:themeColor="text1"/>
-          <w:sz w:val="24"/>
-          <w14:textFill>
-            <w14:solidFill>
-              <w14:schemeClr w14:val="tx1"/>
-            </w14:solidFill>
-          </w14:textFill>
-        </w:rPr>
-      </w:pPr>
-      <w:r>
-        <w:t>2 解决思路需求考察 ......................................................... 4</w:t>
-      </w:r>
-    </w:p>
-    <w:p>
-      <w:pPr>
-        <w:pStyle w:val="8"/>
-        <w:keepNext w:val="0"/>
-        <w:keepLines w:val="0"/>
-        <w:pageBreakBefore w:val="0"/>
-        <w:widowControl w:val="0"/>
+        <w:spacing w:before="0" w:after="0"/>
+        <w:ind w:left="420" w:firstLine="0"/>
+      </w:pPr>
+      <w:r>
+        <w:rPr>
+          <w:b w:val="0"/>
+        </w:rPr>
+        <w:t>1.4 论文结构</w:t>
+      </w:r>
+      <w:r>
+        <w:tab/>
+      </w:r>
+      <w:r>
+        <w:rPr>
+          <w:b w:val="0"/>
+        </w:rPr>
+        <w:t>3</w:t>
+      </w:r>
+    </w:p>
+    <w:p>
+      <w:pPr>
         <w:tabs>
-          <w:tab w:val="right" w:leader="dot" w:pos="9072"/>
+          <w:tab w:val="right" w:leader="dot" w:pos="10046"/>
         </w:tabs>
-        <w:kinsoku/>
-        <w:wordWrap/>
-        <w:overflowPunct/>
-        <w:topLinePunct w:val="0"/>
-        <w:autoSpaceDE/>
-        <w:autoSpaceDN/>
-        <w:bidi w:val="0"/>
-        <w:adjustRightInd/>
-        <w:snapToGrid/>
-        <w:spacing w:line="360" w:lineRule="auto"/>
-        <w:ind w:firstLine="0" w:firstLineChars="0"/>
-        <w:textAlignment w:val="auto"/>
-        <w:rPr>
-          <w:rFonts w:hint="eastAsia" w:ascii="Times New Roman" w:hAnsi="Times New Roman" w:eastAsia="宋体" w:cs="宋体"/>
-          <w:color w:val="000000" w:themeColor="text1"/>
-          <w:sz w:val="24"/>
-          <w14:textFill>
-            <w14:solidFill>
-              <w14:schemeClr w14:val="tx1"/>
-            </w14:solidFill>
-          </w14:textFill>
-        </w:rPr>
-      </w:pPr>
-      <w:r>
-        <w:t>2.1 能力需求研判 .................................................... 4</w:t>
-      </w:r>
-    </w:p>
-    <w:p>
-      <w:pPr>
-        <w:pStyle w:val="8"/>
-        <w:keepNext w:val="0"/>
-        <w:keepLines w:val="0"/>
-        <w:pageBreakBefore w:val="0"/>
-        <w:widowControl w:val="0"/>
+        <w:spacing w:before="200" w:after="0"/>
+        <w:ind w:left="0" w:firstLine="0"/>
+      </w:pPr>
+      <w:r>
+        <w:rPr>
+          <w:b/>
+        </w:rPr>
+        <w:t>2 系统需求分析</w:t>
+      </w:r>
+      <w:r>
+        <w:tab/>
+      </w:r>
+      <w:r>
+        <w:rPr>
+          <w:b w:val="0"/>
+        </w:rPr>
+        <w:t>4</w:t>
+      </w:r>
+    </w:p>
+    <w:p>
+      <w:pPr>
         <w:tabs>
-          <w:tab w:val="right" w:leader="dot" w:pos="9072"/>
+          <w:tab w:val="right" w:leader="dot" w:pos="10046"/>
         </w:tabs>
-        <w:kinsoku/>
-        <w:wordWrap/>
-        <w:overflowPunct/>
-        <w:topLinePunct w:val="0"/>
-        <w:autoSpaceDE/>
-        <w:autoSpaceDN/>
-        <w:bidi w:val="0"/>
-        <w:adjustRightInd/>
-        <w:snapToGrid/>
-        <w:spacing w:line="360" w:lineRule="auto"/>
-        <w:ind w:firstLine="0" w:firstLineChars="0"/>
-        <w:textAlignment w:val="auto"/>
-        <w:rPr>
-          <w:rFonts w:hint="eastAsia" w:ascii="Times New Roman" w:hAnsi="Times New Roman" w:eastAsia="宋体" w:cs="宋体"/>
-          <w:color w:val="000000" w:themeColor="text1"/>
-          <w:sz w:val="24"/>
-          <w14:textFill>
-            <w14:solidFill>
-              <w14:schemeClr w14:val="tx1"/>
-            </w14:solidFill>
-          </w14:textFill>
-        </w:rPr>
-      </w:pPr>
-      <w:r>
-        <w:t>2.2 非单元需求探究 .................................................. 6</w:t>
-      </w:r>
-    </w:p>
-    <w:p>
-      <w:pPr>
-        <w:pStyle w:val="8"/>
-        <w:keepNext w:val="0"/>
-        <w:keepLines w:val="0"/>
-        <w:pageBreakBefore w:val="0"/>
-        <w:widowControl w:val="0"/>
+        <w:spacing w:before="0" w:after="0"/>
+        <w:ind w:left="420" w:firstLine="0"/>
+      </w:pPr>
+      <w:r>
+        <w:rPr>
+          <w:b w:val="0"/>
+        </w:rPr>
+        <w:t>2.1 功能需求分析</w:t>
+      </w:r>
+      <w:r>
+        <w:tab/>
+      </w:r>
+      <w:r>
+        <w:rPr>
+          <w:b w:val="0"/>
+        </w:rPr>
+        <w:t>4</w:t>
+      </w:r>
+    </w:p>
+    <w:p>
+      <w:pPr>
         <w:tabs>
-          <w:tab w:val="right" w:leader="dot" w:pos="9072"/>
+          <w:tab w:val="right" w:leader="dot" w:pos="10046"/>
         </w:tabs>
-        <w:kinsoku/>
-        <w:wordWrap/>
-        <w:overflowPunct/>
-        <w:topLinePunct w:val="0"/>
-        <w:autoSpaceDE/>
-        <w:autoSpaceDN/>
-        <w:bidi w:val="0"/>
-        <w:adjustRightInd/>
-        <w:snapToGrid/>
-        <w:spacing w:line="360" w:lineRule="auto"/>
-        <w:ind w:firstLine="0" w:firstLineChars="0"/>
-        <w:textAlignment w:val="auto"/>
-        <w:rPr>
-          <w:rFonts w:hint="eastAsia" w:ascii="Times New Roman" w:hAnsi="Times New Roman" w:eastAsia="宋体" w:cs="宋体"/>
-          <w:color w:val="000000" w:themeColor="text1"/>
-          <w:sz w:val="24"/>
-          <w14:textFill>
-            <w14:solidFill>
-              <w14:schemeClr w14:val="tx1"/>
-            </w14:solidFill>
-          </w14:textFill>
-        </w:rPr>
-      </w:pPr>
-      <w:r>
-        <w:t>2.3 用例考察 ........................................................ 6</w:t>
-      </w:r>
-    </w:p>
-    <w:p>
-      <w:pPr>
-        <w:pStyle w:val="8"/>
-        <w:keepNext w:val="0"/>
-        <w:keepLines w:val="0"/>
-        <w:pageBreakBefore w:val="0"/>
-        <w:widowControl w:val="0"/>
+        <w:spacing w:before="0" w:after="0"/>
+        <w:ind w:left="840" w:firstLine="0"/>
+      </w:pPr>
+      <w:r>
+        <w:rPr>
+          <w:b w:val="0"/>
+        </w:rPr>
+        <w:t>2.1.1 设备与运维数据管理需求</w:t>
+      </w:r>
+      <w:r>
+        <w:tab/>
+      </w:r>
+      <w:r>
+        <w:rPr>
+          <w:b w:val="0"/>
+        </w:rPr>
+        <w:t>4</w:t>
+      </w:r>
+    </w:p>
+    <w:p>
+      <w:pPr>
         <w:tabs>
-          <w:tab w:val="right" w:leader="dot" w:pos="9072"/>
+          <w:tab w:val="right" w:leader="dot" w:pos="10046"/>
         </w:tabs>
-        <w:kinsoku/>
-        <w:wordWrap/>
-        <w:overflowPunct/>
-        <w:topLinePunct w:val="0"/>
-        <w:autoSpaceDE/>
-        <w:autoSpaceDN/>
-        <w:bidi w:val="0"/>
-        <w:adjustRightInd/>
-        <w:snapToGrid/>
-        <w:spacing w:line="360" w:lineRule="auto"/>
-        <w:ind w:firstLine="0" w:firstLineChars="0"/>
-        <w:textAlignment w:val="auto"/>
-        <w:rPr>
-          <w:rFonts w:hint="eastAsia" w:ascii="Times New Roman" w:hAnsi="Times New Roman" w:eastAsia="宋体" w:cs="宋体"/>
-          <w:color w:val="000000" w:themeColor="text1"/>
-          <w:sz w:val="24"/>
-          <w14:textFill>
-            <w14:solidFill>
-              <w14:schemeClr w14:val="tx1"/>
-            </w14:solidFill>
-          </w14:textFill>
-        </w:rPr>
-      </w:pPr>
-      <w:r>
-        <w:t>3 应用总体措施制定 ......................................................... 7</w:t>
-      </w:r>
-    </w:p>
-    <w:p>
-      <w:pPr>
-        <w:pStyle w:val="8"/>
-        <w:keepNext w:val="0"/>
-        <w:keepLines w:val="0"/>
-        <w:pageBreakBefore w:val="0"/>
-        <w:widowControl w:val="0"/>
+        <w:spacing w:before="0" w:after="0"/>
+        <w:ind w:left="420" w:firstLine="0"/>
+      </w:pPr>
+      <w:r>
+        <w:rPr>
+          <w:b w:val="0"/>
+        </w:rPr>
+        <w:t>2.2 非功能需求分析</w:t>
+      </w:r>
+      <w:r>
+        <w:tab/>
+      </w:r>
+      <w:r>
+        <w:rPr>
+          <w:b w:val="0"/>
+        </w:rPr>
+        <w:t>6</w:t>
+      </w:r>
+    </w:p>
+    <w:p>
+      <w:pPr>
         <w:tabs>
-          <w:tab w:val="right" w:leader="dot" w:pos="9072"/>
+          <w:tab w:val="right" w:leader="dot" w:pos="10046"/>
         </w:tabs>
-        <w:kinsoku/>
-        <w:wordWrap/>
-        <w:overflowPunct/>
-        <w:topLinePunct w:val="0"/>
-        <w:autoSpaceDE/>
-        <w:autoSpaceDN/>
-        <w:bidi w:val="0"/>
-        <w:adjustRightInd/>
-        <w:snapToGrid/>
-        <w:spacing w:line="360" w:lineRule="auto"/>
-        <w:ind w:firstLine="0" w:firstLineChars="0"/>
-        <w:textAlignment w:val="auto"/>
-        <w:rPr>
-          <w:rFonts w:hint="eastAsia" w:ascii="Times New Roman" w:hAnsi="Times New Roman" w:eastAsia="宋体" w:cs="宋体"/>
-          <w:color w:val="000000" w:themeColor="text1"/>
-          <w:sz w:val="24"/>
-          <w14:textFill>
-            <w14:solidFill>
-              <w14:schemeClr w14:val="tx1"/>
-            </w14:solidFill>
-          </w14:textFill>
-        </w:rPr>
-      </w:pPr>
-      <w:r>
-        <w:t>3.1 解决措施架构方案制定 .................................................... 7</w:t>
-      </w:r>
-    </w:p>
-    <w:p>
-      <w:pPr>
-        <w:pStyle w:val="8"/>
-        <w:keepNext w:val="0"/>
-        <w:keepLines w:val="0"/>
-        <w:pageBreakBefore w:val="0"/>
-        <w:widowControl w:val="0"/>
+        <w:spacing w:before="0" w:after="0"/>
+        <w:ind w:left="420" w:firstLine="0"/>
+      </w:pPr>
+      <w:r>
+        <w:rPr>
+          <w:b w:val="0"/>
+        </w:rPr>
+        <w:t>2.3 用例分析</w:t>
+      </w:r>
+      <w:r>
+        <w:tab/>
+      </w:r>
+      <w:r>
+        <w:rPr>
+          <w:b w:val="0"/>
+        </w:rPr>
+        <w:t>6</w:t>
+      </w:r>
+    </w:p>
+    <w:p>
+      <w:pPr>
         <w:tabs>
-          <w:tab w:val="right" w:leader="dot" w:pos="9072"/>
+          <w:tab w:val="right" w:leader="dot" w:pos="10046"/>
         </w:tabs>
-        <w:kinsoku/>
-        <w:wordWrap/>
-        <w:overflowPunct/>
-        <w:topLinePunct w:val="0"/>
-        <w:autoSpaceDE/>
-        <w:autoSpaceDN/>
-        <w:bidi w:val="0"/>
-        <w:adjustRightInd/>
-        <w:snapToGrid/>
-        <w:spacing w:line="360" w:lineRule="auto"/>
-        <w:ind w:firstLine="0" w:firstLineChars="0"/>
-        <w:textAlignment w:val="auto"/>
-        <w:rPr>
-          <w:rFonts w:hint="eastAsia" w:ascii="Times New Roman" w:hAnsi="Times New Roman" w:eastAsia="宋体" w:cs="宋体"/>
-          <w:color w:val="000000" w:themeColor="text1"/>
-          <w:sz w:val="24"/>
-          <w14:textFill>
-            <w14:solidFill>
-              <w14:schemeClr w14:val="tx1"/>
-            </w14:solidFill>
-          </w14:textFill>
-        </w:rPr>
-      </w:pPr>
-      <w:r>
-        <w:rPr>
-          <w:rFonts w:hint="eastAsia" w:ascii="Times New Roman" w:hAnsi="Times New Roman" w:eastAsia="宋体" w:cs="宋体"/>
-          <w:color w:val="000000" w:themeColor="text1"/>
-          <w:sz w:val="24"/>
-          <w14:textFill>
-            <w14:solidFill>
-              <w14:schemeClr w14:val="tx1"/>
-            </w14:solidFill>
-          </w14:textFill>
-        </w:rPr>
-        <w:t>　3.2 技术选型 ........................................................ 8</w:t>
-      </w:r>
-    </w:p>
-    <w:p>
-      <w:pPr>
-        <w:pStyle w:val="8"/>
-        <w:keepNext w:val="0"/>
-        <w:keepLines w:val="0"/>
-        <w:pageBreakBefore w:val="0"/>
-        <w:widowControl w:val="0"/>
+        <w:spacing w:before="200" w:after="0"/>
+        <w:ind w:left="0" w:firstLine="0"/>
+      </w:pPr>
+      <w:r>
+        <w:rPr>
+          <w:b/>
+        </w:rPr>
+        <w:t>3 系统总体设计</w:t>
+      </w:r>
+      <w:r>
+        <w:tab/>
+      </w:r>
+      <w:r>
+        <w:rPr>
+          <w:b w:val="0"/>
+        </w:rPr>
+        <w:t>7</w:t>
+      </w:r>
+    </w:p>
+    <w:p>
+      <w:pPr>
         <w:tabs>
-          <w:tab w:val="right" w:leader="dot" w:pos="9072"/>
+          <w:tab w:val="right" w:leader="dot" w:pos="10046"/>
         </w:tabs>
-        <w:kinsoku/>
-        <w:wordWrap/>
-        <w:overflowPunct/>
-        <w:topLinePunct w:val="0"/>
-        <w:autoSpaceDE/>
-        <w:autoSpaceDN/>
-        <w:bidi w:val="0"/>
-        <w:adjustRightInd/>
-        <w:snapToGrid/>
-        <w:spacing w:line="360" w:lineRule="auto"/>
-        <w:ind w:firstLine="0" w:firstLineChars="0"/>
-        <w:textAlignment w:val="auto"/>
-        <w:rPr>
-          <w:rFonts w:hint="eastAsia" w:ascii="Times New Roman" w:hAnsi="Times New Roman" w:eastAsia="宋体" w:cs="宋体"/>
-          <w:color w:val="000000" w:themeColor="text1"/>
-          <w:sz w:val="24"/>
-          <w14:textFill>
-            <w14:solidFill>
-              <w14:schemeClr w14:val="tx1"/>
-            </w14:solidFill>
-          </w14:textFill>
-        </w:rPr>
-      </w:pPr>
-      <w:r>
-        <w:t>3.3 信息库概要解决办法制定 .................................................. 9</w:t>
-      </w:r>
-    </w:p>
-    <w:p>
-      <w:pPr>
-        <w:pStyle w:val="8"/>
-        <w:keepNext w:val="0"/>
-        <w:keepLines w:val="0"/>
-        <w:pageBreakBefore w:val="0"/>
-        <w:widowControl w:val="0"/>
+        <w:spacing w:before="0" w:after="0"/>
+        <w:ind w:left="420" w:firstLine="0"/>
+      </w:pPr>
+      <w:r>
+        <w:rPr>
+          <w:b w:val="0"/>
+        </w:rPr>
+        <w:t>3.1 系统架构设计</w:t>
+      </w:r>
+      <w:r>
+        <w:tab/>
+      </w:r>
+      <w:r>
+        <w:rPr>
+          <w:b w:val="0"/>
+        </w:rPr>
+        <w:t>7</w:t>
+      </w:r>
+    </w:p>
+    <w:p>
+      <w:pPr>
         <w:tabs>
-          <w:tab w:val="right" w:leader="dot" w:pos="9072"/>
+          <w:tab w:val="right" w:leader="dot" w:pos="10046"/>
         </w:tabs>
-        <w:kinsoku/>
-        <w:wordWrap/>
-        <w:overflowPunct/>
-        <w:topLinePunct w:val="0"/>
-        <w:autoSpaceDE/>
-        <w:autoSpaceDN/>
-        <w:bidi w:val="0"/>
-        <w:adjustRightInd/>
-        <w:snapToGrid/>
-        <w:spacing w:line="360" w:lineRule="auto"/>
-        <w:ind w:firstLine="0" w:firstLineChars="0"/>
-        <w:textAlignment w:val="auto"/>
-        <w:rPr>
-          <w:rFonts w:hint="eastAsia" w:ascii="Times New Roman" w:hAnsi="Times New Roman" w:eastAsia="宋体" w:cs="宋体"/>
-          <w:color w:val="000000" w:themeColor="text1"/>
-          <w:sz w:val="24"/>
-          <w14:textFill>
-            <w14:solidFill>
-              <w14:schemeClr w14:val="tx1"/>
-            </w14:solidFill>
-          </w14:textFill>
-        </w:rPr>
-      </w:pPr>
-      <w:r>
-        <w:t>4 应用详细规划与落地 .................................................. 11</w:t>
-      </w:r>
-    </w:p>
-    <w:p>
-      <w:pPr>
-        <w:pStyle w:val="8"/>
-        <w:keepNext w:val="0"/>
-        <w:keepLines w:val="0"/>
-        <w:pageBreakBefore w:val="0"/>
-        <w:widowControl w:val="0"/>
+        <w:spacing w:before="0" w:after="0"/>
+        <w:ind w:left="420" w:firstLine="0"/>
+      </w:pPr>
+      <w:r>
+        <w:rPr>
+          <w:b w:val="0"/>
+        </w:rPr>
+        <w:t>3.2 技术选型</w:t>
+      </w:r>
+      <w:r>
+        <w:tab/>
+      </w:r>
+      <w:r>
+        <w:rPr>
+          <w:b w:val="0"/>
+        </w:rPr>
+        <w:t>8</w:t>
+      </w:r>
+    </w:p>
+    <w:p>
+      <w:pPr>
         <w:tabs>
-          <w:tab w:val="right" w:leader="dot" w:pos="9072"/>
+          <w:tab w:val="right" w:leader="dot" w:pos="10046"/>
         </w:tabs>
-        <w:kinsoku/>
-        <w:wordWrap/>
-        <w:overflowPunct/>
-        <w:topLinePunct w:val="0"/>
-        <w:autoSpaceDE/>
-        <w:autoSpaceDN/>
-        <w:bidi w:val="0"/>
-        <w:adjustRightInd/>
-        <w:snapToGrid/>
-        <w:spacing w:line="360" w:lineRule="auto"/>
-        <w:ind w:firstLine="0" w:firstLineChars="0"/>
-        <w:textAlignment w:val="auto"/>
-        <w:rPr>
-          <w:rFonts w:hint="eastAsia" w:ascii="Times New Roman" w:hAnsi="Times New Roman" w:eastAsia="宋体" w:cs="宋体"/>
-          <w:color w:val="000000" w:themeColor="text1"/>
-          <w:sz w:val="24"/>
-          <w14:textFill>
-            <w14:solidFill>
-              <w14:schemeClr w14:val="tx1"/>
-            </w14:solidFill>
-          </w14:textFill>
-        </w:rPr>
-      </w:pPr>
-      <w:r>
-        <w:t>4.1 设备与运维资料治理功能块 ......................................... 11</w:t>
-      </w:r>
-    </w:p>
-    <w:p>
-      <w:pPr>
-        <w:pStyle w:val="8"/>
-        <w:keepNext w:val="0"/>
-        <w:keepLines w:val="0"/>
-        <w:pageBreakBefore w:val="0"/>
-        <w:widowControl w:val="0"/>
+        <w:spacing w:before="0" w:after="0"/>
+        <w:ind w:left="420" w:firstLine="0"/>
+      </w:pPr>
+      <w:r>
+        <w:rPr>
+          <w:b w:val="0"/>
+        </w:rPr>
+        <w:t>3.3 数据库概要设计</w:t>
+      </w:r>
+      <w:r>
+        <w:tab/>
+      </w:r>
+      <w:r>
+        <w:rPr>
+          <w:b w:val="0"/>
+        </w:rPr>
+        <w:t>9</w:t>
+      </w:r>
+    </w:p>
+    <w:p>
+      <w:pPr>
         <w:tabs>
-          <w:tab w:val="right" w:leader="dot" w:pos="9072"/>
+          <w:tab w:val="right" w:leader="dot" w:pos="10046"/>
         </w:tabs>
-        <w:kinsoku/>
-        <w:wordWrap/>
-        <w:overflowPunct/>
-        <w:topLinePunct w:val="0"/>
-        <w:autoSpaceDE/>
-        <w:autoSpaceDN/>
-        <w:bidi w:val="0"/>
-        <w:adjustRightInd/>
-        <w:snapToGrid/>
-        <w:spacing w:line="360" w:lineRule="auto"/>
-        <w:ind w:firstLine="0" w:firstLineChars="0"/>
-        <w:textAlignment w:val="auto"/>
-        <w:rPr>
-          <w:rFonts w:hint="eastAsia" w:ascii="Times New Roman" w:hAnsi="Times New Roman" w:eastAsia="宋体" w:cs="宋体"/>
-          <w:color w:val="000000" w:themeColor="text1"/>
-          <w:sz w:val="24"/>
-          <w14:textFill>
-            <w14:solidFill>
-              <w14:schemeClr w14:val="tx1"/>
-            </w14:solidFill>
-          </w14:textFill>
-        </w:rPr>
-      </w:pPr>
-      <w:r>
-        <w:t>4.2 设备规则与告警联动组件 ......................................... 12</w:t>
-      </w:r>
-    </w:p>
-    <w:p>
-      <w:pPr>
-        <w:pStyle w:val="8"/>
-        <w:keepNext w:val="0"/>
-        <w:keepLines w:val="0"/>
-        <w:pageBreakBefore w:val="0"/>
-        <w:widowControl w:val="0"/>
+        <w:spacing w:before="200" w:after="0"/>
+        <w:ind w:left="0" w:firstLine="0"/>
+      </w:pPr>
+      <w:r>
+        <w:rPr>
+          <w:b/>
+        </w:rPr>
+        <w:t>4 系统详细设计与实现</w:t>
+      </w:r>
+      <w:r>
+        <w:tab/>
+      </w:r>
+      <w:r>
+        <w:rPr>
+          <w:b w:val="0"/>
+        </w:rPr>
+        <w:t>11</w:t>
+      </w:r>
+    </w:p>
+    <w:p>
+      <w:pPr>
         <w:tabs>
-          <w:tab w:val="right" w:leader="dot" w:pos="9072"/>
+          <w:tab w:val="right" w:leader="dot" w:pos="10046"/>
         </w:tabs>
-        <w:kinsoku/>
-        <w:wordWrap/>
-        <w:overflowPunct/>
-        <w:topLinePunct w:val="0"/>
-        <w:autoSpaceDE/>
-        <w:autoSpaceDN/>
-        <w:bidi w:val="0"/>
-        <w:adjustRightInd/>
-        <w:snapToGrid/>
-        <w:spacing w:line="360" w:lineRule="auto"/>
-        <w:ind w:firstLine="0" w:firstLineChars="0"/>
-        <w:textAlignment w:val="auto"/>
-        <w:rPr>
-          <w:rFonts w:hint="eastAsia" w:ascii="Times New Roman" w:hAnsi="Times New Roman" w:eastAsia="宋体" w:cs="宋体"/>
-          <w:color w:val="000000" w:themeColor="text1"/>
-          <w:sz w:val="24"/>
-          <w14:textFill>
-            <w14:solidFill>
-              <w14:schemeClr w14:val="tx1"/>
-            </w14:solidFill>
-          </w14:textFill>
-        </w:rPr>
-      </w:pPr>
-      <w:r>
-        <w:t>4.3 智能问答与RAG功能块 .............................................. 14</w:t>
-      </w:r>
-    </w:p>
-    <w:p>
-      <w:pPr>
-        <w:pStyle w:val="8"/>
-        <w:keepNext w:val="0"/>
-        <w:keepLines w:val="0"/>
-        <w:pageBreakBefore w:val="0"/>
-        <w:widowControl w:val="0"/>
+        <w:spacing w:before="0" w:after="0"/>
+        <w:ind w:left="420" w:firstLine="0"/>
+      </w:pPr>
+      <w:r>
+        <w:rPr>
+          <w:b w:val="0"/>
+        </w:rPr>
+        <w:t>4.1 设备与运维数据管理模块</w:t>
+      </w:r>
+      <w:r>
+        <w:tab/>
+      </w:r>
+      <w:r>
+        <w:rPr>
+          <w:b w:val="0"/>
+        </w:rPr>
+        <w:t>11</w:t>
+      </w:r>
+    </w:p>
+    <w:p>
+      <w:pPr>
         <w:tabs>
-          <w:tab w:val="right" w:leader="dot" w:pos="9072"/>
+          <w:tab w:val="right" w:leader="dot" w:pos="10046"/>
         </w:tabs>
-        <w:kinsoku/>
-        <w:wordWrap/>
-        <w:overflowPunct/>
-        <w:topLinePunct w:val="0"/>
-        <w:autoSpaceDE/>
-        <w:autoSpaceDN/>
-        <w:bidi w:val="0"/>
-        <w:adjustRightInd/>
-        <w:snapToGrid/>
-        <w:spacing w:line="360" w:lineRule="auto"/>
-        <w:ind w:firstLine="0" w:firstLineChars="0"/>
-        <w:textAlignment w:val="auto"/>
-        <w:rPr>
-          <w:rFonts w:hint="eastAsia" w:ascii="Times New Roman" w:hAnsi="Times New Roman" w:eastAsia="宋体" w:cs="宋体"/>
-          <w:color w:val="000000" w:themeColor="text1"/>
-          <w:sz w:val="24"/>
-          <w14:textFill>
-            <w14:solidFill>
-              <w14:schemeClr w14:val="tx1"/>
-            </w14:solidFill>
-          </w14:textFill>
-        </w:rPr>
-      </w:pPr>
-      <w:r>
-        <w:rPr>
-          <w:rFonts w:hint="eastAsia" w:ascii="Times New Roman" w:hAnsi="Times New Roman" w:eastAsia="宋体" w:cs="宋体"/>
-          <w:color w:val="000000" w:themeColor="text1"/>
-          <w:sz w:val="24"/>
-          <w14:textFill>
-            <w14:solidFill>
-              <w14:schemeClr w14:val="tx1"/>
-            </w14:solidFill>
-          </w14:textFill>
-        </w:rPr>
-        <w:t>　4.4 运维表单业务编排模块 ........................................... 16</w:t>
-      </w:r>
-    </w:p>
-    <w:p>
-      <w:pPr>
-        <w:pStyle w:val="8"/>
-        <w:keepNext w:val="0"/>
-        <w:keepLines w:val="0"/>
-        <w:pageBreakBefore w:val="0"/>
-        <w:widowControl w:val="0"/>
+        <w:spacing w:before="0" w:after="0"/>
+        <w:ind w:left="840" w:firstLine="0"/>
+      </w:pPr>
+      <w:r>
+        <w:rPr>
+          <w:b w:val="0"/>
+        </w:rPr>
+        <w:t>4.1.1 模块架构设计</w:t>
+      </w:r>
+      <w:r>
+        <w:tab/>
+      </w:r>
+      <w:r>
+        <w:rPr>
+          <w:b w:val="0"/>
+        </w:rPr>
+        <w:t>11</w:t>
+      </w:r>
+    </w:p>
+    <w:p>
+      <w:pPr>
         <w:tabs>
-          <w:tab w:val="right" w:leader="dot" w:pos="9072"/>
+          <w:tab w:val="right" w:leader="dot" w:pos="10046"/>
         </w:tabs>
-        <w:kinsoku/>
-        <w:wordWrap/>
-        <w:overflowPunct/>
-        <w:topLinePunct w:val="0"/>
-        <w:autoSpaceDE/>
-        <w:autoSpaceDN/>
-        <w:bidi w:val="0"/>
-        <w:adjustRightInd/>
-        <w:snapToGrid/>
-        <w:spacing w:line="360" w:lineRule="auto"/>
-        <w:ind w:firstLine="0" w:firstLineChars="0"/>
-        <w:textAlignment w:val="auto"/>
-        <w:rPr>
-          <w:rFonts w:hint="eastAsia" w:ascii="Times New Roman" w:hAnsi="Times New Roman" w:eastAsia="宋体" w:cs="宋体"/>
-          <w:color w:val="000000" w:themeColor="text1"/>
-          <w:sz w:val="24"/>
-          <w14:textFill>
-            <w14:solidFill>
-              <w14:schemeClr w14:val="tx1"/>
-            </w14:solidFill>
-          </w14:textFill>
-        </w:rPr>
-      </w:pPr>
-      <w:r>
-        <w:t>4.5 风力发电功率预测子系统 ........................................... 18</w:t>
-      </w:r>
-    </w:p>
-    <w:p>
-      <w:pPr>
-        <w:pStyle w:val="8"/>
-        <w:keepNext w:val="0"/>
-        <w:keepLines w:val="0"/>
-        <w:pageBreakBefore w:val="0"/>
-        <w:widowControl w:val="0"/>
+        <w:spacing w:before="0" w:after="0"/>
+        <w:ind w:left="840" w:firstLine="0"/>
+      </w:pPr>
+      <w:r>
+        <w:rPr>
+          <w:b w:val="0"/>
+        </w:rPr>
+        <w:t>4.1.2 级联删除实现</w:t>
+      </w:r>
+      <w:r>
+        <w:tab/>
+      </w:r>
+      <w:r>
+        <w:rPr>
+          <w:b w:val="0"/>
+        </w:rPr>
+        <w:t>11</w:t>
+      </w:r>
+    </w:p>
+    <w:p>
+      <w:pPr>
         <w:tabs>
-          <w:tab w:val="right" w:leader="dot" w:pos="9072"/>
+          <w:tab w:val="right" w:leader="dot" w:pos="10046"/>
         </w:tabs>
-        <w:kinsoku/>
-        <w:wordWrap/>
-        <w:overflowPunct/>
-        <w:topLinePunct w:val="0"/>
-        <w:autoSpaceDE/>
-        <w:autoSpaceDN/>
-        <w:bidi w:val="0"/>
-        <w:adjustRightInd/>
-        <w:snapToGrid/>
-        <w:spacing w:line="360" w:lineRule="auto"/>
-        <w:ind w:firstLine="0" w:firstLineChars="0"/>
-        <w:textAlignment w:val="auto"/>
-        <w:rPr>
-          <w:rFonts w:hint="eastAsia" w:ascii="Times New Roman" w:hAnsi="Times New Roman" w:eastAsia="宋体" w:cs="宋体"/>
-          <w:color w:val="000000" w:themeColor="text1"/>
-          <w:sz w:val="24"/>
-          <w14:textFill>
-            <w14:solidFill>
-              <w14:schemeClr w14:val="tx1"/>
-            </w14:solidFill>
-          </w14:textFill>
-        </w:rPr>
-      </w:pPr>
-      <w:r>
-        <w:t>4.6 站内消息与推送去重单元 ......................................... 20</w:t>
-      </w:r>
-    </w:p>
-    <w:p>
-      <w:pPr>
-        <w:pStyle w:val="8"/>
-        <w:keepNext w:val="0"/>
-        <w:keepLines w:val="0"/>
-        <w:pageBreakBefore w:val="0"/>
-        <w:widowControl w:val="0"/>
+        <w:spacing w:before="0" w:after="0"/>
+        <w:ind w:left="840" w:firstLine="0"/>
+      </w:pPr>
+      <w:r>
+        <w:rPr>
+          <w:b w:val="0"/>
+        </w:rPr>
+        <w:t>4.1.3 多维数据聚合</w:t>
+      </w:r>
+      <w:r>
+        <w:tab/>
+      </w:r>
+      <w:r>
+        <w:rPr>
+          <w:b w:val="0"/>
+        </w:rPr>
+        <w:t>11</w:t>
+      </w:r>
+    </w:p>
+    <w:p>
+      <w:pPr>
         <w:tabs>
-          <w:tab w:val="right" w:leader="dot" w:pos="9072"/>
+          <w:tab w:val="right" w:leader="dot" w:pos="10046"/>
         </w:tabs>
-        <w:kinsoku/>
-        <w:wordWrap/>
-        <w:overflowPunct/>
-        <w:topLinePunct w:val="0"/>
-        <w:autoSpaceDE/>
-        <w:autoSpaceDN/>
-        <w:bidi w:val="0"/>
-        <w:adjustRightInd/>
-        <w:snapToGrid/>
-        <w:spacing w:line="360" w:lineRule="auto"/>
-        <w:ind w:firstLine="0" w:firstLineChars="0"/>
-        <w:textAlignment w:val="auto"/>
-        <w:rPr>
-          <w:rFonts w:hint="eastAsia" w:ascii="Times New Roman" w:hAnsi="Times New Roman" w:eastAsia="宋体" w:cs="宋体"/>
-          <w:color w:val="000000" w:themeColor="text1"/>
-          <w:sz w:val="24"/>
-          <w14:textFill>
-            <w14:solidFill>
-              <w14:schemeClr w14:val="tx1"/>
-            </w14:solidFill>
-          </w14:textFill>
-        </w:rPr>
-      </w:pPr>
-      <w:r>
-        <w:t>5 系统测试 ............................................................ 22</w:t>
-      </w:r>
-    </w:p>
-    <w:p>
-      <w:pPr>
-        <w:pStyle w:val="8"/>
-        <w:keepNext w:val="0"/>
-        <w:keepLines w:val="0"/>
-        <w:pageBreakBefore w:val="0"/>
-        <w:widowControl w:val="0"/>
+        <w:spacing w:before="0" w:after="0"/>
+        <w:ind w:left="420" w:firstLine="0"/>
+      </w:pPr>
+      <w:r>
+        <w:rPr>
+          <w:b w:val="0"/>
+        </w:rPr>
+        <w:t>4.2 设备规则与告警联动模块</w:t>
+      </w:r>
+      <w:r>
+        <w:tab/>
+      </w:r>
+      <w:r>
+        <w:rPr>
+          <w:b w:val="0"/>
+        </w:rPr>
+        <w:t>12</w:t>
+      </w:r>
+    </w:p>
+    <w:p>
+      <w:pPr>
         <w:tabs>
-          <w:tab w:val="right" w:leader="dot" w:pos="9072"/>
+          <w:tab w:val="right" w:leader="dot" w:pos="10046"/>
         </w:tabs>
-        <w:kinsoku/>
-        <w:wordWrap/>
-        <w:overflowPunct/>
-        <w:topLinePunct w:val="0"/>
-        <w:autoSpaceDE/>
-        <w:autoSpaceDN/>
-        <w:bidi w:val="0"/>
-        <w:adjustRightInd/>
-        <w:snapToGrid/>
-        <w:spacing w:line="360" w:lineRule="auto"/>
-        <w:ind w:firstLine="0" w:firstLineChars="0"/>
-        <w:textAlignment w:val="auto"/>
-        <w:rPr>
-          <w:rFonts w:hint="eastAsia" w:ascii="Times New Roman" w:hAnsi="Times New Roman" w:eastAsia="宋体" w:cs="宋体"/>
-          <w:color w:val="000000" w:themeColor="text1"/>
-          <w:sz w:val="24"/>
-          <w14:textFill>
-            <w14:solidFill>
-              <w14:schemeClr w14:val="tx1"/>
-            </w14:solidFill>
-          </w14:textFill>
-        </w:rPr>
-      </w:pPr>
-      <w:r>
-        <w:t>5.1 测试环境 ....................................................... 22</w:t>
-      </w:r>
-    </w:p>
-    <w:p>
-      <w:pPr>
-        <w:pStyle w:val="8"/>
-        <w:keepNext w:val="0"/>
-        <w:keepLines w:val="0"/>
-        <w:pageBreakBefore w:val="0"/>
-        <w:widowControl w:val="0"/>
+        <w:spacing w:before="0" w:after="0"/>
+        <w:ind w:left="840" w:firstLine="0"/>
+      </w:pPr>
+      <w:r>
+        <w:rPr>
+          <w:b w:val="0"/>
+        </w:rPr>
+        <w:t>4.2.1 轻量级规则引擎设计</w:t>
+      </w:r>
+      <w:r>
+        <w:tab/>
+      </w:r>
+      <w:r>
+        <w:rPr>
+          <w:b w:val="0"/>
+        </w:rPr>
+        <w:t>12</w:t>
+      </w:r>
+    </w:p>
+    <w:p>
+      <w:pPr>
         <w:tabs>
-          <w:tab w:val="right" w:leader="dot" w:pos="9072"/>
+          <w:tab w:val="right" w:leader="dot" w:pos="10046"/>
         </w:tabs>
-        <w:kinsoku/>
-        <w:wordWrap/>
-        <w:overflowPunct/>
-        <w:topLinePunct w:val="0"/>
-        <w:autoSpaceDE/>
-        <w:autoSpaceDN/>
-        <w:bidi w:val="0"/>
-        <w:adjustRightInd/>
-        <w:snapToGrid/>
-        <w:spacing w:line="360" w:lineRule="auto"/>
-        <w:ind w:firstLine="0" w:firstLineChars="0"/>
-        <w:textAlignment w:val="auto"/>
-        <w:rPr>
-          <w:rFonts w:hint="eastAsia" w:ascii="Times New Roman" w:hAnsi="Times New Roman" w:eastAsia="宋体" w:cs="宋体"/>
-          <w:color w:val="000000" w:themeColor="text1"/>
-          <w:sz w:val="24"/>
-          <w14:textFill>
-            <w14:solidFill>
-              <w14:schemeClr w14:val="tx1"/>
-            </w14:solidFill>
-          </w14:textFill>
-        </w:rPr>
-      </w:pPr>
-      <w:r>
-        <w:t>5.2 功能测试 ....................................................... 22</w:t>
-      </w:r>
-    </w:p>
-    <w:p>
-      <w:pPr>
-        <w:pStyle w:val="8"/>
-        <w:keepNext w:val="0"/>
-        <w:keepLines w:val="0"/>
-        <w:pageBreakBefore w:val="0"/>
-        <w:widowControl w:val="0"/>
+        <w:spacing w:before="0" w:after="0"/>
+        <w:ind w:left="840" w:firstLine="0"/>
+      </w:pPr>
+      <w:r>
+        <w:rPr>
+          <w:b w:val="0"/>
+        </w:rPr>
+        <w:t>4.2.2 评估结果回写机制</w:t>
+      </w:r>
+      <w:r>
+        <w:tab/>
+      </w:r>
+      <w:r>
+        <w:rPr>
+          <w:b w:val="0"/>
+        </w:rPr>
+        <w:t>12</w:t>
+      </w:r>
+    </w:p>
+    <w:p>
+      <w:pPr>
         <w:tabs>
-          <w:tab w:val="right" w:leader="dot" w:pos="9072"/>
+          <w:tab w:val="right" w:leader="dot" w:pos="10046"/>
         </w:tabs>
-        <w:kinsoku/>
-        <w:wordWrap/>
-        <w:overflowPunct/>
-        <w:topLinePunct w:val="0"/>
-        <w:autoSpaceDE/>
-        <w:autoSpaceDN/>
-        <w:bidi w:val="0"/>
-        <w:adjustRightInd/>
-        <w:snapToGrid/>
-        <w:spacing w:line="360" w:lineRule="auto"/>
-        <w:ind w:firstLine="0" w:firstLineChars="0"/>
-        <w:textAlignment w:val="auto"/>
-        <w:rPr>
-          <w:rFonts w:hint="eastAsia" w:ascii="Times New Roman" w:hAnsi="Times New Roman" w:eastAsia="宋体" w:cs="宋体"/>
-          <w:color w:val="000000" w:themeColor="text1"/>
-          <w:sz w:val="24"/>
-          <w14:textFill>
-            <w14:solidFill>
-              <w14:schemeClr w14:val="tx1"/>
-            </w14:solidFill>
-          </w14:textFill>
-        </w:rPr>
-      </w:pPr>
-      <w:r>
-        <w:t>5.3 性能测试 ....................................................... 24</w:t>
-      </w:r>
-    </w:p>
-    <w:p>
-      <w:pPr>
-        <w:pStyle w:val="8"/>
-      </w:pPr>
-      <w:r>
-        <w:t>5.4 兼容性及边界测试 ................................................... 24</w:t>
-      </w:r>
-    </w:p>
-    <w:p>
-      <w:pPr>
-        <w:pStyle w:val="8"/>
-        <w:keepNext w:val="0"/>
-        <w:keepLines w:val="0"/>
-        <w:pageBreakBefore w:val="0"/>
-        <w:widowControl w:val="0"/>
+        <w:spacing w:before="0" w:after="0"/>
+        <w:ind w:left="840" w:firstLine="0"/>
+      </w:pPr>
+      <w:r>
+        <w:rPr>
+          <w:b w:val="0"/>
+        </w:rPr>
+        <w:t>4.2.3 触发时机设计</w:t>
+      </w:r>
+      <w:r>
+        <w:tab/>
+      </w:r>
+      <w:r>
+        <w:rPr>
+          <w:b w:val="0"/>
+        </w:rPr>
+        <w:t>12</w:t>
+      </w:r>
+    </w:p>
+    <w:p>
+      <w:pPr>
         <w:tabs>
-          <w:tab w:val="right" w:leader="dot" w:pos="9072"/>
+          <w:tab w:val="right" w:leader="dot" w:pos="10046"/>
         </w:tabs>
-        <w:kinsoku/>
-        <w:wordWrap/>
-        <w:overflowPunct/>
-        <w:topLinePunct w:val="0"/>
-        <w:autoSpaceDE/>
-        <w:autoSpaceDN/>
-        <w:bidi w:val="0"/>
-        <w:adjustRightInd/>
-        <w:snapToGrid/>
-        <w:spacing w:line="360" w:lineRule="auto"/>
-        <w:ind w:firstLine="0" w:firstLineChars="0"/>
-        <w:textAlignment w:val="auto"/>
-        <w:rPr>
-          <w:rFonts w:hint="eastAsia" w:ascii="Times New Roman" w:hAnsi="Times New Roman" w:eastAsia="宋体" w:cs="宋体"/>
-          <w:color w:val="000000" w:themeColor="text1"/>
-          <w:sz w:val="24"/>
-          <w14:textFill>
-            <w14:solidFill>
-              <w14:schemeClr w14:val="tx1"/>
-            </w14:solidFill>
-          </w14:textFill>
-        </w:rPr>
-      </w:pPr>
-      <w:r>
-        <w:t>6 总结和展望 ........................................................ 25</w:t>
-      </w:r>
-    </w:p>
-    <w:p>
-      <w:pPr>
-        <w:pStyle w:val="8"/>
-        <w:keepNext w:val="0"/>
-        <w:keepLines w:val="0"/>
-        <w:pageBreakBefore w:val="0"/>
-        <w:widowControl w:val="0"/>
+        <w:spacing w:before="0" w:after="0"/>
+        <w:ind w:left="420" w:firstLine="0"/>
+      </w:pPr>
+      <w:r>
+        <w:rPr>
+          <w:b w:val="0"/>
+        </w:rPr>
+        <w:t>4.3 智能问答与RAG模块</w:t>
+      </w:r>
+      <w:r>
+        <w:tab/>
+      </w:r>
+      <w:r>
+        <w:rPr>
+          <w:b w:val="0"/>
+        </w:rPr>
+        <w:t>14</w:t>
+      </w:r>
+    </w:p>
+    <w:p>
+      <w:pPr>
         <w:tabs>
-          <w:tab w:val="right" w:leader="dot" w:pos="9072"/>
+          <w:tab w:val="right" w:leader="dot" w:pos="10046"/>
         </w:tabs>
-        <w:kinsoku/>
-        <w:wordWrap/>
-        <w:overflowPunct/>
-        <w:topLinePunct w:val="0"/>
-        <w:autoSpaceDE/>
-        <w:autoSpaceDN/>
-        <w:bidi w:val="0"/>
-        <w:adjustRightInd/>
-        <w:snapToGrid/>
-        <w:spacing w:line="360" w:lineRule="auto"/>
-        <w:ind w:firstLine="0" w:firstLineChars="0"/>
-        <w:textAlignment w:val="auto"/>
-        <w:rPr>
-          <w:rFonts w:hint="eastAsia" w:ascii="Times New Roman" w:hAnsi="Times New Roman" w:eastAsia="宋体" w:cs="宋体"/>
-          <w:color w:val="000000" w:themeColor="text1"/>
-          <w:sz w:val="24"/>
-          <w14:textFill>
-            <w14:solidFill>
-              <w14:schemeClr w14:val="tx1"/>
-            </w14:solidFill>
-          </w14:textFill>
-        </w:rPr>
-      </w:pPr>
-      <w:r>
-        <w:rPr>
-          <w:rFonts w:hint="eastAsia" w:ascii="Times New Roman" w:hAnsi="Times New Roman" w:eastAsia="宋体" w:cs="宋体"/>
-          <w:color w:val="000000" w:themeColor="text1"/>
-          <w:sz w:val="24"/>
-          <w14:textFill>
-            <w14:solidFill>
-              <w14:schemeClr w14:val="tx1"/>
-            </w14:solidFill>
-          </w14:textFill>
-        </w:rPr>
-        <w:t>参考文献 .............................................................. 26</w:t>
-      </w:r>
-    </w:p>
-    <w:p>
-      <w:pPr>
-        <w:pStyle w:val="8"/>
-        <w:keepNext w:val="0"/>
-        <w:keepLines w:val="0"/>
-        <w:pageBreakBefore w:val="0"/>
-        <w:widowControl w:val="0"/>
+        <w:spacing w:before="0" w:after="0"/>
+        <w:ind w:left="840" w:firstLine="0"/>
+      </w:pPr>
+      <w:r>
+        <w:rPr>
+          <w:b w:val="0"/>
+        </w:rPr>
+        <w:t>4.3.1 Spring AI集成方案</w:t>
+      </w:r>
+      <w:r>
+        <w:tab/>
+      </w:r>
+      <w:r>
+        <w:rPr>
+          <w:b w:val="0"/>
+        </w:rPr>
+        <w:t>14</w:t>
+      </w:r>
+    </w:p>
+    <w:p>
+      <w:pPr>
         <w:tabs>
-          <w:tab w:val="right" w:leader="dot" w:pos="9072"/>
+          <w:tab w:val="right" w:leader="dot" w:pos="10046"/>
         </w:tabs>
-        <w:kinsoku/>
-        <w:wordWrap/>
-        <w:overflowPunct/>
-        <w:topLinePunct w:val="0"/>
-        <w:autoSpaceDE/>
-        <w:autoSpaceDN/>
-        <w:bidi w:val="0"/>
-        <w:adjustRightInd/>
-        <w:snapToGrid/>
-        <w:spacing w:line="360" w:lineRule="auto"/>
-        <w:ind w:firstLine="0" w:firstLineChars="0"/>
-        <w:textAlignment w:val="auto"/>
-        <w:rPr>
-          <w:rFonts w:hint="eastAsia" w:ascii="Times New Roman" w:hAnsi="Times New Roman" w:eastAsia="宋体" w:cs="宋体"/>
-          <w:color w:val="000000" w:themeColor="text1"/>
-          <w:sz w:val="24"/>
-          <w14:textFill>
-            <w14:solidFill>
-              <w14:schemeClr w14:val="tx1"/>
-            </w14:solidFill>
-          </w14:textFill>
-        </w:rPr>
-      </w:pPr>
-      <w:r>
-        <w:rPr>
-          <w:rFonts w:hint="eastAsia" w:ascii="Times New Roman" w:hAnsi="Times New Roman" w:eastAsia="宋体" w:cs="宋体"/>
-          <w:color w:val="000000" w:themeColor="text1"/>
-          <w:sz w:val="24"/>
-          <w14:textFill>
-            <w14:solidFill>
-              <w14:schemeClr w14:val="tx1"/>
-            </w14:solidFill>
-          </w14:textFill>
-        </w:rPr>
-        <w:t>致谢 .................................................................. 27</w:t>
-      </w:r>
-    </w:p>
-    <w:p>
-      <w:pPr>
-        <w:rPr>
-          <w:rFonts w:hint="eastAsia"/>
-        </w:rPr>
-      </w:pPr>
-    </w:p>
-    <w:p>
-      <w:pPr>
-        <w:rPr>
-          <w:rFonts w:hint="eastAsia"/>
-        </w:rPr>
-      </w:pPr>
+        <w:spacing w:before="0" w:after="0"/>
+        <w:ind w:left="840" w:firstLine="0"/>
+      </w:pPr>
+      <w:r>
+        <w:rPr>
+          <w:b w:val="0"/>
+        </w:rPr>
+        <w:t>4.3.2 RAG管道构建</w:t>
+      </w:r>
+      <w:r>
+        <w:tab/>
+      </w:r>
+      <w:r>
+        <w:rPr>
+          <w:b w:val="0"/>
+        </w:rPr>
+        <w:t>14</w:t>
+      </w:r>
+    </w:p>
+    <w:p>
+      <w:pPr>
+        <w:tabs>
+          <w:tab w:val="right" w:leader="dot" w:pos="10046"/>
+        </w:tabs>
+        <w:spacing w:before="0" w:after="0"/>
+        <w:ind w:left="840" w:firstLine="0"/>
+      </w:pPr>
+      <w:r>
+        <w:rPr>
+          <w:b w:val="0"/>
+        </w:rPr>
+        <w:t>4.3.3 知识库管理接口</w:t>
+      </w:r>
+      <w:r>
+        <w:tab/>
+      </w:r>
+      <w:r>
+        <w:rPr>
+          <w:b w:val="0"/>
+        </w:rPr>
+        <w:t>14</w:t>
+      </w:r>
+    </w:p>
+    <w:p>
+      <w:pPr>
+        <w:tabs>
+          <w:tab w:val="right" w:leader="dot" w:pos="10046"/>
+        </w:tabs>
+        <w:spacing w:before="0" w:after="0"/>
+        <w:ind w:left="840" w:firstLine="0"/>
+      </w:pPr>
+      <w:r>
+        <w:rPr>
+          <w:b w:val="0"/>
+        </w:rPr>
+        <w:t>4.3.4 数据库自然语言查询</w:t>
+      </w:r>
+      <w:r>
+        <w:tab/>
+      </w:r>
+      <w:r>
+        <w:rPr>
+          <w:b w:val="0"/>
+        </w:rPr>
+        <w:t>14</w:t>
+      </w:r>
+    </w:p>
+    <w:p>
+      <w:pPr>
+        <w:tabs>
+          <w:tab w:val="right" w:leader="dot" w:pos="10046"/>
+        </w:tabs>
+        <w:spacing w:before="0" w:after="0"/>
+        <w:ind w:left="420" w:firstLine="0"/>
+      </w:pPr>
+      <w:r>
+        <w:rPr>
+          <w:b w:val="0"/>
+        </w:rPr>
+        <w:t>4.4 运维表单业务编排模块</w:t>
+      </w:r>
+      <w:r>
+        <w:tab/>
+      </w:r>
+      <w:r>
+        <w:rPr>
+          <w:b w:val="0"/>
+        </w:rPr>
+        <w:t>16</w:t>
+      </w:r>
+    </w:p>
+    <w:p>
+      <w:pPr>
+        <w:tabs>
+          <w:tab w:val="right" w:leader="dot" w:pos="10046"/>
+        </w:tabs>
+        <w:spacing w:before="0" w:after="0"/>
+        <w:ind w:left="840" w:firstLine="0"/>
+      </w:pPr>
+      <w:r>
+        <w:rPr>
+          <w:b w:val="0"/>
+        </w:rPr>
+        <w:t>4.4.1 待维护设备聚合逻辑</w:t>
+      </w:r>
+      <w:r>
+        <w:tab/>
+      </w:r>
+      <w:r>
+        <w:rPr>
+          <w:b w:val="0"/>
+        </w:rPr>
+        <w:t>16</w:t>
+      </w:r>
+    </w:p>
+    <w:p>
+      <w:pPr>
+        <w:tabs>
+          <w:tab w:val="right" w:leader="dot" w:pos="10046"/>
+        </w:tabs>
+        <w:spacing w:before="0" w:after="0"/>
+        <w:ind w:left="840" w:firstLine="0"/>
+      </w:pPr>
+      <w:r>
+        <w:rPr>
+          <w:b w:val="0"/>
+        </w:rPr>
+        <w:t>4.4.2 AI表单生成流程</w:t>
+      </w:r>
+      <w:r>
+        <w:tab/>
+      </w:r>
+      <w:r>
+        <w:rPr>
+          <w:b w:val="0"/>
+        </w:rPr>
+        <w:t>16</w:t>
+      </w:r>
+    </w:p>
+    <w:p>
+      <w:pPr>
+        <w:tabs>
+          <w:tab w:val="right" w:leader="dot" w:pos="10046"/>
+        </w:tabs>
+        <w:spacing w:before="0" w:after="0"/>
+        <w:ind w:left="420" w:firstLine="0"/>
+      </w:pPr>
+      <w:r>
+        <w:rPr>
+          <w:b w:val="0"/>
+        </w:rPr>
+        <w:t>4.5 风力发电功率预测模块</w:t>
+      </w:r>
+      <w:r>
+        <w:tab/>
+      </w:r>
+      <w:r>
+        <w:rPr>
+          <w:b w:val="0"/>
+        </w:rPr>
+        <w:t>18</w:t>
+      </w:r>
+    </w:p>
+    <w:p>
+      <w:pPr>
+        <w:tabs>
+          <w:tab w:val="right" w:leader="dot" w:pos="10046"/>
+        </w:tabs>
+        <w:spacing w:before="0" w:after="0"/>
+        <w:ind w:left="840" w:firstLine="0"/>
+      </w:pPr>
+      <w:r>
+        <w:rPr>
+          <w:b w:val="0"/>
+        </w:rPr>
+        <w:t>4.5.1 GRU模型结构</w:t>
+      </w:r>
+      <w:r>
+        <w:tab/>
+      </w:r>
+      <w:r>
+        <w:rPr>
+          <w:b w:val="0"/>
+        </w:rPr>
+        <w:t>18</w:t>
+      </w:r>
+    </w:p>
+    <w:p>
+      <w:pPr>
+        <w:tabs>
+          <w:tab w:val="right" w:leader="dot" w:pos="10046"/>
+        </w:tabs>
+        <w:spacing w:before="0" w:after="0"/>
+        <w:ind w:left="840" w:firstLine="0"/>
+      </w:pPr>
+      <w:r>
+        <w:rPr>
+          <w:b w:val="0"/>
+        </w:rPr>
+        <w:t>4.5.2 Python预测服务</w:t>
+      </w:r>
+      <w:r>
+        <w:tab/>
+      </w:r>
+      <w:r>
+        <w:rPr>
+          <w:b w:val="0"/>
+        </w:rPr>
+        <w:t>18</w:t>
+      </w:r>
+    </w:p>
+    <w:p>
+      <w:pPr>
+        <w:tabs>
+          <w:tab w:val="right" w:leader="dot" w:pos="10046"/>
+        </w:tabs>
+        <w:spacing w:before="0" w:after="0"/>
+        <w:ind w:left="840" w:firstLine="0"/>
+      </w:pPr>
+      <w:r>
+        <w:rPr>
+          <w:b w:val="0"/>
+        </w:rPr>
+        <w:t>4.5.3 Java桥接与数据隔离</w:t>
+      </w:r>
+      <w:r>
+        <w:tab/>
+      </w:r>
+      <w:r>
+        <w:rPr>
+          <w:b w:val="0"/>
+        </w:rPr>
+        <w:t>18</w:t>
+      </w:r>
+    </w:p>
+    <w:p>
+      <w:pPr>
+        <w:tabs>
+          <w:tab w:val="right" w:leader="dot" w:pos="10046"/>
+        </w:tabs>
+        <w:spacing w:before="0" w:after="0"/>
+        <w:ind w:left="420" w:firstLine="0"/>
+      </w:pPr>
+      <w:r>
+        <w:rPr>
+          <w:b w:val="0"/>
+        </w:rPr>
+        <w:t>4.6 站内消息与推送去重模块</w:t>
+      </w:r>
+      <w:r>
+        <w:tab/>
+      </w:r>
+      <w:r>
+        <w:rPr>
+          <w:b w:val="0"/>
+        </w:rPr>
+        <w:t>20</w:t>
+      </w:r>
+    </w:p>
+    <w:p>
+      <w:pPr>
+        <w:tabs>
+          <w:tab w:val="right" w:leader="dot" w:pos="10046"/>
+        </w:tabs>
+        <w:spacing w:before="0" w:after="0"/>
+        <w:ind w:left="840" w:firstLine="0"/>
+      </w:pPr>
+      <w:r>
+        <w:rPr>
+          <w:b w:val="0"/>
+        </w:rPr>
+        <w:t>4.6.1 消息类型设计</w:t>
+      </w:r>
+      <w:r>
+        <w:tab/>
+      </w:r>
+      <w:r>
+        <w:rPr>
+          <w:b w:val="0"/>
+        </w:rPr>
+        <w:t>20</w:t>
+      </w:r>
+    </w:p>
+    <w:p>
+      <w:pPr>
+        <w:tabs>
+          <w:tab w:val="right" w:leader="dot" w:pos="10046"/>
+        </w:tabs>
+        <w:spacing w:before="0" w:after="0"/>
+        <w:ind w:left="840" w:firstLine="0"/>
+      </w:pPr>
+      <w:r>
+        <w:rPr>
+          <w:b w:val="0"/>
+        </w:rPr>
+        <w:t>4.6.2 去重策略实现</w:t>
+      </w:r>
+      <w:r>
+        <w:tab/>
+      </w:r>
+      <w:r>
+        <w:rPr>
+          <w:b w:val="0"/>
+        </w:rPr>
+        <w:t>20</w:t>
+      </w:r>
+    </w:p>
+    <w:p>
+      <w:pPr>
+        <w:tabs>
+          <w:tab w:val="right" w:leader="dot" w:pos="10046"/>
+        </w:tabs>
+        <w:spacing w:before="0" w:after="0"/>
+        <w:ind w:left="840" w:firstLine="0"/>
+      </w:pPr>
+      <w:r>
+        <w:rPr>
+          <w:b w:val="0"/>
+        </w:rPr>
+        <w:t>4.6.3 前端消息中心</w:t>
+      </w:r>
+      <w:r>
+        <w:tab/>
+      </w:r>
+      <w:r>
+        <w:rPr>
+          <w:b w:val="0"/>
+        </w:rPr>
+        <w:t>20</w:t>
+      </w:r>
+    </w:p>
+    <w:p>
+      <w:pPr>
+        <w:tabs>
+          <w:tab w:val="right" w:leader="dot" w:pos="10046"/>
+        </w:tabs>
+        <w:spacing w:before="200" w:after="0"/>
+        <w:ind w:left="0" w:firstLine="0"/>
+      </w:pPr>
+      <w:r>
+        <w:rPr>
+          <w:b/>
+        </w:rPr>
+        <w:t>5 系统测试</w:t>
+      </w:r>
+      <w:r>
+        <w:tab/>
+      </w:r>
+      <w:r>
+        <w:rPr>
+          <w:b w:val="0"/>
+        </w:rPr>
+        <w:t>22</w:t>
+      </w:r>
+    </w:p>
+    <w:p>
+      <w:pPr>
+        <w:tabs>
+          <w:tab w:val="right" w:leader="dot" w:pos="10046"/>
+        </w:tabs>
+        <w:spacing w:before="0" w:after="0"/>
+        <w:ind w:left="420" w:firstLine="0"/>
+      </w:pPr>
+      <w:r>
+        <w:rPr>
+          <w:b w:val="0"/>
+        </w:rPr>
+        <w:t>5.1 测试环境</w:t>
+      </w:r>
+      <w:r>
+        <w:tab/>
+      </w:r>
+      <w:r>
+        <w:rPr>
+          <w:b w:val="0"/>
+        </w:rPr>
+        <w:t>22</w:t>
+      </w:r>
+    </w:p>
+    <w:p>
+      <w:pPr>
+        <w:tabs>
+          <w:tab w:val="right" w:leader="dot" w:pos="10046"/>
+        </w:tabs>
+        <w:spacing w:before="0" w:after="0"/>
+        <w:ind w:left="420" w:firstLine="0"/>
+      </w:pPr>
+      <w:r>
+        <w:rPr>
+          <w:b w:val="0"/>
+        </w:rPr>
+        <w:t>5.2 功能测试</w:t>
+      </w:r>
+      <w:r>
+        <w:tab/>
+      </w:r>
+      <w:r>
+        <w:rPr>
+          <w:b w:val="0"/>
+        </w:rPr>
+        <w:t>22</w:t>
+      </w:r>
+    </w:p>
+    <w:p>
+      <w:pPr>
+        <w:tabs>
+          <w:tab w:val="right" w:leader="dot" w:pos="10046"/>
+        </w:tabs>
+        <w:spacing w:before="0" w:after="0"/>
+        <w:ind w:left="840" w:firstLine="0"/>
+      </w:pPr>
+      <w:r>
+        <w:rPr>
+          <w:b w:val="0"/>
+        </w:rPr>
+        <w:t>5.2.1 设备规则告警测试</w:t>
+      </w:r>
+      <w:r>
+        <w:tab/>
+      </w:r>
+      <w:r>
+        <w:rPr>
+          <w:b w:val="0"/>
+        </w:rPr>
+        <w:t>22</w:t>
+      </w:r>
+    </w:p>
+    <w:p>
+      <w:pPr>
+        <w:tabs>
+          <w:tab w:val="right" w:leader="dot" w:pos="10046"/>
+        </w:tabs>
+        <w:spacing w:before="0" w:after="0"/>
+        <w:ind w:left="840" w:firstLine="0"/>
+      </w:pPr>
+      <w:r>
+        <w:rPr>
+          <w:b w:val="0"/>
+        </w:rPr>
+        <w:t>5.2.2 运维表单AI生成测试</w:t>
+      </w:r>
+      <w:r>
+        <w:tab/>
+      </w:r>
+      <w:r>
+        <w:rPr>
+          <w:b w:val="0"/>
+        </w:rPr>
+        <w:t>22</w:t>
+      </w:r>
+    </w:p>
+    <w:p>
+      <w:pPr>
+        <w:tabs>
+          <w:tab w:val="right" w:leader="dot" w:pos="10046"/>
+        </w:tabs>
+        <w:spacing w:before="0" w:after="0"/>
+        <w:ind w:left="840" w:firstLine="0"/>
+      </w:pPr>
+      <w:r>
+        <w:rPr>
+          <w:b w:val="0"/>
+        </w:rPr>
+        <w:t>5.2.3 风力功率预测测试</w:t>
+      </w:r>
+      <w:r>
+        <w:tab/>
+      </w:r>
+      <w:r>
+        <w:rPr>
+          <w:b w:val="0"/>
+        </w:rPr>
+        <w:t>22</w:t>
+      </w:r>
+    </w:p>
+    <w:p>
+      <w:pPr>
+        <w:tabs>
+          <w:tab w:val="right" w:leader="dot" w:pos="10046"/>
+        </w:tabs>
+        <w:spacing w:before="0" w:after="0"/>
+        <w:ind w:left="840" w:firstLine="0"/>
+      </w:pPr>
+      <w:r>
+        <w:rPr>
+          <w:b w:val="0"/>
+        </w:rPr>
+        <w:t>5.2.4 消息去重测试</w:t>
+      </w:r>
+      <w:r>
+        <w:tab/>
+      </w:r>
+      <w:r>
+        <w:rPr>
+          <w:b w:val="0"/>
+        </w:rPr>
+        <w:t>22</w:t>
+      </w:r>
+    </w:p>
+    <w:p>
+      <w:pPr>
+        <w:tabs>
+          <w:tab w:val="right" w:leader="dot" w:pos="10046"/>
+        </w:tabs>
+        <w:spacing w:before="0" w:after="0"/>
+        <w:ind w:left="420" w:firstLine="0"/>
+      </w:pPr>
+      <w:r>
+        <w:rPr>
+          <w:b w:val="0"/>
+        </w:rPr>
+        <w:t>5.3 性能测试</w:t>
+      </w:r>
+      <w:r>
+        <w:tab/>
+      </w:r>
+      <w:r>
+        <w:rPr>
+          <w:b w:val="0"/>
+        </w:rPr>
+        <w:t>24</w:t>
+      </w:r>
+    </w:p>
+    <w:p>
+      <w:pPr>
+        <w:tabs>
+          <w:tab w:val="right" w:leader="dot" w:pos="10046"/>
+        </w:tabs>
+        <w:spacing w:before="0" w:after="0"/>
+        <w:ind w:left="420" w:firstLine="0"/>
+      </w:pPr>
+      <w:r>
+        <w:rPr>
+          <w:b w:val="0"/>
+        </w:rPr>
+        <w:t>5.4 兼容性及边界测试</w:t>
+      </w:r>
+      <w:r>
+        <w:tab/>
+      </w:r>
+      <w:r>
+        <w:rPr>
+          <w:b w:val="0"/>
+        </w:rPr>
+        <w:t>24</w:t>
+      </w:r>
+    </w:p>
+    <w:p>
+      <w:pPr>
+        <w:tabs>
+          <w:tab w:val="right" w:leader="dot" w:pos="10046"/>
+        </w:tabs>
+        <w:spacing w:before="200" w:after="0"/>
+        <w:ind w:left="0" w:firstLine="0"/>
+      </w:pPr>
+      <w:r>
+        <w:rPr>
+          <w:b/>
+        </w:rPr>
+        <w:t>6 总结和展望</w:t>
+      </w:r>
+      <w:r>
+        <w:tab/>
+      </w:r>
+      <w:r>
+        <w:rPr>
+          <w:b w:val="0"/>
+        </w:rPr>
+        <w:t>25</w:t>
+      </w:r>
+    </w:p>
+    <w:p>
+      <w:pPr>
+        <w:tabs>
+          <w:tab w:val="right" w:leader="dot" w:pos="10046"/>
+        </w:tabs>
+        <w:spacing w:before="200" w:after="0"/>
+        <w:ind w:left="0" w:firstLine="0"/>
+      </w:pPr>
+      <w:r>
+        <w:rPr>
+          <w:b/>
+        </w:rPr>
+        <w:t>参考文献</w:t>
+      </w:r>
+      <w:r>
+        <w:tab/>
+      </w:r>
+      <w:r>
+        <w:rPr>
+          <w:b w:val="0"/>
+        </w:rPr>
+        <w:t>26</w:t>
+      </w:r>
+    </w:p>
+    <w:p>
+      <w:pPr>
+        <w:tabs>
+          <w:tab w:val="right" w:leader="dot" w:pos="10046"/>
+        </w:tabs>
+        <w:spacing w:before="200" w:after="0"/>
+        <w:ind w:left="0" w:firstLine="0"/>
+      </w:pPr>
+      <w:r>
+        <w:rPr>
+          <w:b/>
+        </w:rPr>
+        <w:t>致 谢</w:t>
+      </w:r>
+      <w:r>
+        <w:tab/>
+      </w:r>
+      <w:r>
+        <w:rPr>
+          <w:b w:val="0"/>
+        </w:rPr>
+        <w:t>27</w:t>
+      </w:r>
     </w:p>
     <w:p>
       <w:pPr>
@@ -4657,7 +4845,7 @@
             </w14:solidFill>
           </w14:textFill>
         </w:rPr>
-        <w:t>人工智能技术的成熟为上述困境提供了破局路径。大语言模型具备强大的语义理解与知识整合能力，检索增强生成技术可有效弥补其在专业领域的知识盲区，两者结合有望构建"懂电力、会推理、能辅助"的智能运维助手。与此同时，深度学习在时间序列预测任务中的优异表现，为风电功率预测、负荷预测等场景提供了可靠工具。将上述技术融入运维管理系统，构建从数据感知、异常检测、智能辅助到预测预警的完整闭环，具有重要的工程价值与示范意义。</w:t>
+        <w:t>人工智能及相关工程的成熟为缓解上述矛盾提供了途径。大语言模型具备强大的语义理解与知识整合能力，检索增强生成技术可有效弥补其在专业领域的知识盲区，两者结合有望构建"懂电力、会推理、能辅助"的智能运维助手。与此同时，深度学习在时间序列预测任务中的优异表现，为风电功率预测、负荷预测等场景提供了可靠工具。将上述技术融入运维管理系统，构建从数据感知、异常检测、智能辅助到预测预警的完整闭环，具有重要的工程价值与示范意义。</w:t>
       </w:r>
     </w:p>
     <w:p>
@@ -5160,7 +5348,56 @@
             </w14:solidFill>
           </w14:textFill>
         </w:rPr>
-        <w:t>本文主要分为六章，其主要内容概要如</w:t>
+        <w:t>全文共分六章，其主要内容概要如下：</w:t>
+      </w:r>
+    </w:p>
+    <w:p>
+      <w:pPr>
+        <w:spacing w:line="360" w:lineRule="auto"/>
+        <w:ind w:firstLine="420" w:firstLineChars="200"/>
+        <w:rPr>
+          <w:rFonts w:hint="eastAsia" w:ascii="Times New Roman" w:hAnsi="Times New Roman" w:eastAsia="宋体" w:cs="宋体"/>
+          <w:color w:val="000000" w:themeColor="text1"/>
+          <w:sz w:val="24"/>
+          <w14:textFill>
+            <w14:solidFill>
+              <w14:schemeClr w14:val="tx1"/>
+            </w14:solidFill>
+          </w14:textFill>
+        </w:rPr>
+      </w:pPr>
+      <w:r>
+        <w:t>第一章介绍课题的研究背景与意义，综述国内外智能电网运维及相关人工智能应用的研究现状，并说明论文的主要研究内容与章节结构安排。</w:t>
+      </w:r>
+    </w:p>
+    <w:p>
+      <w:pPr>
+        <w:spacing w:line="360" w:lineRule="auto"/>
+        <w:ind w:firstLine="480" w:firstLineChars="200"/>
+        <w:rPr>
+          <w:rFonts w:hint="eastAsia" w:ascii="Times New Roman" w:hAnsi="Times New Roman" w:eastAsia="宋体" w:cs="宋体"/>
+          <w:color w:val="000000" w:themeColor="text1"/>
+          <w:sz w:val="24"/>
+          <w:lang w:eastAsia="zh-CN"/>
+          <w14:textFill>
+            <w14:solidFill>
+              <w14:schemeClr w14:val="tx1"/>
+            </w14:solidFill>
+          </w14:textFill>
+        </w:rPr>
+      </w:pPr>
+      <w:r>
+        <w:rPr>
+          <w:rFonts w:hint="eastAsia" w:ascii="Times New Roman" w:hAnsi="Times New Roman" w:eastAsia="宋体" w:cs="宋体"/>
+          <w:color w:val="000000" w:themeColor="text1"/>
+          <w:sz w:val="24"/>
+          <w14:textFill>
+            <w14:solidFill>
+              <w14:schemeClr w14:val="tx1"/>
+            </w14:solidFill>
+          </w14:textFill>
+        </w:rPr>
+        <w:t>第</w:t>
       </w:r>
       <w:r>
         <w:rPr>
@@ -5174,7 +5411,7 @@
             </w14:solidFill>
           </w14:textFill>
         </w:rPr>
-        <w:t>下</w:t>
+        <w:t>二</w:t>
       </w:r>
       <w:r>
         <w:rPr>
@@ -5187,32 +5424,9 @@
             </w14:solidFill>
           </w14:textFill>
         </w:rPr>
-        <w:t>：</w:t>
-      </w:r>
-    </w:p>
-    <w:p>
-      <w:pPr>
-        <w:spacing w:line="360" w:lineRule="auto"/>
-        <w:ind w:firstLine="420" w:firstLineChars="200"/>
-        <w:rPr>
-          <w:rFonts w:hint="eastAsia" w:ascii="Times New Roman" w:hAnsi="Times New Roman" w:eastAsia="宋体" w:cs="宋体"/>
-          <w:color w:val="000000" w:themeColor="text1"/>
-          <w:sz w:val="24"/>
-          <w14:textFill>
-            <w14:solidFill>
-              <w14:schemeClr w14:val="tx1"/>
-            </w14:solidFill>
-          </w14:textFill>
-        </w:rPr>
-      </w:pPr>
-      <w:r>
-        <w:t>第一章介绍课题的研究背景与意义，综述国内外智能电网运维及相关人工智能应用的研究现状，并说明论文的主要研究内容与章节结构安排。</w:t>
-      </w:r>
-    </w:p>
-    <w:p>
-      <w:pPr>
-        <w:spacing w:line="360" w:lineRule="auto"/>
-        <w:ind w:firstLine="480" w:firstLineChars="200"/>
+        <w:t>章进行系统需求分析，明确功能边界与质量属性</w:t>
+      </w:r>
+      <w:r>
         <w:rPr>
           <w:rFonts w:hint="eastAsia" w:ascii="Times New Roman" w:hAnsi="Times New Roman" w:eastAsia="宋体" w:cs="宋体"/>
           <w:color w:val="000000" w:themeColor="text1"/>
@@ -5224,6 +5438,24 @@
             </w14:solidFill>
           </w14:textFill>
         </w:rPr>
+        <w:t>。</w:t>
+      </w:r>
+    </w:p>
+    <w:p>
+      <w:pPr>
+        <w:spacing w:line="360" w:lineRule="auto"/>
+        <w:ind w:firstLine="480" w:firstLineChars="200"/>
+        <w:rPr>
+          <w:rFonts w:hint="eastAsia" w:ascii="Times New Roman" w:hAnsi="Times New Roman" w:eastAsia="宋体" w:cs="宋体"/>
+          <w:color w:val="000000" w:themeColor="text1"/>
+          <w:sz w:val="24"/>
+          <w:lang w:eastAsia="zh-CN"/>
+          <w14:textFill>
+            <w14:solidFill>
+              <w14:schemeClr w14:val="tx1"/>
+            </w14:solidFill>
+          </w14:textFill>
+        </w:rPr>
       </w:pPr>
       <w:r>
         <w:rPr>
@@ -5250,7 +5482,7 @@
             </w14:solidFill>
           </w14:textFill>
         </w:rPr>
-        <w:t>二</w:t>
+        <w:t>三</w:t>
       </w:r>
       <w:r>
         <w:rPr>
@@ -5263,7 +5495,7 @@
             </w14:solidFill>
           </w14:textFill>
         </w:rPr>
-        <w:t>章进行系统需求分析，明确功能边界与质量属性</w:t>
+        <w:t>章阐述总体设计方案，包括架构选型与技术路线</w:t>
       </w:r>
       <w:r>
         <w:rPr>
@@ -5321,7 +5553,7 @@
             </w14:solidFill>
           </w14:textFill>
         </w:rPr>
-        <w:t>三</w:t>
+        <w:t>四</w:t>
       </w:r>
       <w:r>
         <w:rPr>
@@ -5334,7 +5566,7 @@
             </w14:solidFill>
           </w14:textFill>
         </w:rPr>
-        <w:t>章阐述总体设计方案，包括架构选型与技术路线</w:t>
+        <w:t>章详细介绍各模块的详细设计与实现细节</w:t>
       </w:r>
       <w:r>
         <w:rPr>
@@ -5392,7 +5624,7 @@
             </w14:solidFill>
           </w14:textFill>
         </w:rPr>
-        <w:t>四</w:t>
+        <w:t>五</w:t>
       </w:r>
       <w:r>
         <w:rPr>
@@ -5405,7 +5637,7 @@
             </w14:solidFill>
           </w14:textFill>
         </w:rPr>
-        <w:t>章详细介绍各模块的详细设计与实现细节</w:t>
+        <w:t>章给出系统测试结果与分析</w:t>
       </w:r>
       <w:r>
         <w:rPr>
@@ -5430,7 +5662,6 @@
           <w:rFonts w:hint="eastAsia" w:ascii="Times New Roman" w:hAnsi="Times New Roman" w:eastAsia="宋体" w:cs="宋体"/>
           <w:color w:val="000000" w:themeColor="text1"/>
           <w:sz w:val="24"/>
-          <w:lang w:eastAsia="zh-CN"/>
           <w14:textFill>
             <w14:solidFill>
               <w14:schemeClr w14:val="tx1"/>
@@ -5463,7 +5694,7 @@
             </w14:solidFill>
           </w14:textFill>
         </w:rPr>
-        <w:t>五</w:t>
+        <w:t>六</w:t>
       </w:r>
       <w:r>
         <w:rPr>
@@ -5476,52 +5707,69 @@
             </w14:solidFill>
           </w14:textFill>
         </w:rPr>
-        <w:t>章给出系统测试结果与分析</w:t>
-      </w:r>
-      <w:r>
+        <w:t>章总结全文并展望未来工作。</w:t>
+      </w:r>
+    </w:p>
+    <w:p>
+      <w:pPr>
+        <w:pStyle w:val="2"/>
+        <w:spacing w:before="156" w:after="156" w:line="360" w:lineRule="auto"/>
+        <w:jc w:val="center"/>
         <w:rPr>
           <w:rFonts w:hint="eastAsia" w:ascii="Times New Roman" w:hAnsi="Times New Roman" w:eastAsia="宋体" w:cs="宋体"/>
           <w:color w:val="000000" w:themeColor="text1"/>
-          <w:sz w:val="24"/>
-          <w:lang w:eastAsia="zh-CN"/>
           <w14:textFill>
             <w14:solidFill>
               <w14:schemeClr w14:val="tx1"/>
             </w14:solidFill>
           </w14:textFill>
         </w:rPr>
-        <w:t>。</w:t>
-      </w:r>
-    </w:p>
-    <w:p>
-      <w:pPr>
-        <w:spacing w:line="360" w:lineRule="auto"/>
-        <w:ind w:firstLine="480" w:firstLineChars="200"/>
+      </w:pPr>
+      <w:r>
         <w:rPr>
           <w:rFonts w:hint="eastAsia" w:ascii="Times New Roman" w:hAnsi="Times New Roman" w:eastAsia="宋体" w:cs="宋体"/>
           <w:color w:val="000000" w:themeColor="text1"/>
-          <w:sz w:val="24"/>
           <w14:textFill>
             <w14:solidFill>
               <w14:schemeClr w14:val="tx1"/>
             </w14:solidFill>
           </w14:textFill>
         </w:rPr>
-      </w:pPr>
-      <w:r>
+        <w:t>2 系统需求分析</w:t>
+      </w:r>
+    </w:p>
+    <w:p>
+      <w:pPr>
+        <w:pStyle w:val="3"/>
+        <w:spacing w:before="156" w:after="156"/>
         <w:rPr>
           <w:rFonts w:hint="eastAsia" w:ascii="Times New Roman" w:hAnsi="Times New Roman" w:eastAsia="宋体" w:cs="宋体"/>
           <w:color w:val="000000" w:themeColor="text1"/>
-          <w:sz w:val="24"/>
           <w14:textFill>
             <w14:solidFill>
               <w14:schemeClr w14:val="tx1"/>
             </w14:solidFill>
           </w14:textFill>
         </w:rPr>
-        <w:t>第</w:t>
-      </w:r>
-      <w:r>
+      </w:pPr>
+      <w:r>
+        <w:rPr>
+          <w:rFonts w:hint="eastAsia" w:ascii="Times New Roman" w:hAnsi="Times New Roman" w:eastAsia="宋体" w:cs="宋体"/>
+          <w:color w:val="000000" w:themeColor="text1"/>
+          <w14:textFill>
+            <w14:solidFill>
+              <w14:schemeClr w14:val="tx1"/>
+            </w14:solidFill>
+          </w14:textFill>
+        </w:rPr>
+        <w:t>2.1 功能需求分析</w:t>
+      </w:r>
+    </w:p>
+    <w:p>
+      <w:pPr>
+        <w:bidi w:val="0"/>
+        <w:spacing w:line="360" w:lineRule="auto"/>
+        <w:ind w:firstLine="420" w:firstLineChars="200"/>
         <w:rPr>
           <w:rFonts w:hint="eastAsia" w:ascii="Times New Roman" w:hAnsi="Times New Roman" w:eastAsia="宋体" w:cs="宋体"/>
           <w:color w:val="000000" w:themeColor="text1"/>
@@ -5533,96 +5781,9 @@
             </w14:solidFill>
           </w14:textFill>
         </w:rPr>
-        <w:t>六</w:t>
-      </w:r>
-      <w:r>
-        <w:rPr>
-          <w:rFonts w:hint="eastAsia" w:ascii="Times New Roman" w:hAnsi="Times New Roman" w:eastAsia="宋体" w:cs="宋体"/>
-          <w:color w:val="000000" w:themeColor="text1"/>
-          <w:sz w:val="24"/>
-          <w14:textFill>
-            <w14:solidFill>
-              <w14:schemeClr w14:val="tx1"/>
-            </w14:solidFill>
-          </w14:textFill>
-        </w:rPr>
-        <w:t>章总结全文并展望未来工作。</w:t>
-      </w:r>
-    </w:p>
-    <w:p>
-      <w:pPr>
-        <w:pStyle w:val="2"/>
-        <w:spacing w:before="156" w:after="156" w:line="360" w:lineRule="auto"/>
-        <w:jc w:val="center"/>
-        <w:rPr>
-          <w:rFonts w:hint="eastAsia" w:ascii="Times New Roman" w:hAnsi="Times New Roman" w:eastAsia="宋体" w:cs="宋体"/>
-          <w:color w:val="000000" w:themeColor="text1"/>
-          <w14:textFill>
-            <w14:solidFill>
-              <w14:schemeClr w14:val="tx1"/>
-            </w14:solidFill>
-          </w14:textFill>
-        </w:rPr>
-      </w:pPr>
-      <w:r>
-        <w:rPr>
-          <w:rFonts w:hint="eastAsia" w:ascii="Times New Roman" w:hAnsi="Times New Roman" w:eastAsia="宋体" w:cs="宋体"/>
-          <w:color w:val="000000" w:themeColor="text1"/>
-          <w14:textFill>
-            <w14:solidFill>
-              <w14:schemeClr w14:val="tx1"/>
-            </w14:solidFill>
-          </w14:textFill>
-        </w:rPr>
-        <w:t>2 系统需求分析</w:t>
-      </w:r>
-    </w:p>
-    <w:p>
-      <w:pPr>
-        <w:pStyle w:val="3"/>
-        <w:spacing w:before="156" w:after="156"/>
-        <w:rPr>
-          <w:rFonts w:hint="eastAsia" w:ascii="Times New Roman" w:hAnsi="Times New Roman" w:eastAsia="宋体" w:cs="宋体"/>
-          <w:color w:val="000000" w:themeColor="text1"/>
-          <w14:textFill>
-            <w14:solidFill>
-              <w14:schemeClr w14:val="tx1"/>
-            </w14:solidFill>
-          </w14:textFill>
-        </w:rPr>
-      </w:pPr>
-      <w:r>
-        <w:rPr>
-          <w:rFonts w:hint="eastAsia" w:ascii="Times New Roman" w:hAnsi="Times New Roman" w:eastAsia="宋体" w:cs="宋体"/>
-          <w:color w:val="000000" w:themeColor="text1"/>
-          <w14:textFill>
-            <w14:solidFill>
-              <w14:schemeClr w14:val="tx1"/>
-            </w14:solidFill>
-          </w14:textFill>
-        </w:rPr>
-        <w:t>2.1 功能需求分析</w:t>
-      </w:r>
-    </w:p>
-    <w:p>
-      <w:pPr>
-        <w:bidi w:val="0"/>
-        <w:spacing w:line="360" w:lineRule="auto"/>
-        <w:ind w:firstLine="420" w:firstLineChars="200"/>
-        <w:rPr>
-          <w:rFonts w:hint="eastAsia" w:ascii="Times New Roman" w:hAnsi="Times New Roman" w:eastAsia="宋体" w:cs="宋体"/>
-          <w:color w:val="000000" w:themeColor="text1"/>
-          <w:sz w:val="24"/>
-          <w:lang w:val="en-US" w:eastAsia="zh-CN"/>
-          <w14:textFill>
-            <w14:solidFill>
-              <w14:schemeClr w14:val="tx1"/>
-            </w14:solidFill>
-          </w14:textFill>
-        </w:rPr>
-      </w:pPr>
-      <w:r>
-        <w:t>参照电力运维业务特质与一线人员访谈反馈，软件能力需求可归纳为以下六个方面。</w:t>
+      </w:pPr>
+      <w:r>
+        <w:t>结合电力运维业务特点及一线访谈反馈，软件能力需求可归纳为以下六个方面。</w:t>
       </w:r>
     </w:p>
     <w:p>
@@ -6049,7 +6210,7 @@
     </w:p>
     <w:p>
       <w:pPr>
-        <w:pStyle w:val="3"/>
+        <w:pStyle w:val="9"/>
         <w:spacing w:before="156" w:after="156"/>
         <w:ind w:firstLine="480" w:firstLineChars="200"/>
         <w:rPr>
@@ -6588,7 +6749,7 @@
         </w:rPr>
       </w:pPr>
       <w:r>
-        <w:t>本系统选用业界主流的前后端分离架构。前端基于 Vue 2 与 Element UI 构建单页应用，通过 Axios 与后端 RESTful 接口通信，支持响应式布局以适应不同终端尺寸。后端为 Spring Boot 3 多模块 Maven 工程，按职责划分为多个子模块。外部依赖包括 MySQL 关系数据库、Redis 缓存中间件、阿里云 DashScope 大模型 API 以及本地部署的 Python 预测服务。</w:t>
+        <w:t>本系统选用本文采用成熟的前后端分离架构。前端基于 Vue 2 与 Element UI 构建单页应用，通过 Axios 与后端 RESTful 接口通信，支持响应式布局以适应不同终端尺寸。后端为 Spring Boot 3 多模块 Maven 工程，按职责划分为多个子模块。外部依赖包括 MySQL 关系数据库、Redis 缓存中间件、阿里云 DashScope 大模型 API 以及本地部署的 Python 预测服务。</w:t>
       </w:r>
     </w:p>
     <w:p>
@@ -6742,7 +6903,7 @@
         </w:rPr>
       </w:pPr>
       <w:r>
-        <w:t>│       ruoyi-framework（合规性/操作轨迹/加速层）    │</w:t>
+        <w:t>│       ruoyi-framework（安全/日志/缓存等基础能力）    │</w:t>
       </w:r>
     </w:p>
     <w:p>
@@ -7085,7 +7246,7 @@
         <w:rPr>
           <w:rFonts w:hint="eastAsia"/>
         </w:rPr>
-        <w:t>本文根据需求特点，综合考虑技术成熟度、社区活跃度、团队技术储备与长期演进成本，最终确定如表3-2所示的技术选型方案。</w:t>
+        <w:t>结合前文需求，综合考虑技术成熟度、社区活跃度、团队技术储备与长期演进成本，最终确定如表3-2所示的技术选型方案。</w:t>
       </w:r>
     </w:p>
     <w:p>
@@ -7303,6 +7464,7 @@
     </w:p>
     <w:p>
       <w:pPr>
+        <w:pStyle w:val="3"/>
         <w:rPr>
           <w:rFonts w:hint="eastAsia"/>
         </w:rPr>
@@ -8102,7 +8264,7 @@
         </w:rPr>
       </w:pPr>
       <w:r>
-        <w:t>运行状态升级遵循以下策略：若命中告警中包含1级（紧急）或2级（严重）规则，建议状态升级为3（失误）；仅包含3级（一般）规则时升级为2（警告）；无规则命中时保持原状态不变。</w:t>
+        <w:t>运行状态升级遵循以下策略：若命中告警中包含1级（紧急）或2级（严重）规则，建议状态升级为3（故障）；仅包含3级（一般）规则时升级为2（警告）；无规则命中时保持原状态不变。</w:t>
       </w:r>
     </w:p>
     <w:p>
@@ -8140,7 +8302,7 @@
     </w:p>
     <w:p>
       <w:pPr>
-        <w:pStyle w:val="4"/>
+        <w:pStyle w:val="3"/>
         <w:spacing w:before="156" w:after="156"/>
         <w:rPr>
           <w:rFonts w:hint="eastAsia"/>
@@ -8450,6 +8612,7 @@
     </w:p>
     <w:p>
       <w:pPr>
+        <w:pStyle w:val="4"/>
         <w:rPr>
           <w:rFonts w:hint="eastAsia"/>
         </w:rPr>
@@ -8566,6 +8729,7 @@
     </w:p>
     <w:p>
       <w:pPr>
+        <w:pStyle w:val="4"/>
         <w:rPr>
           <w:rFonts w:hint="eastAsia"/>
         </w:rPr>
@@ -8607,6 +8771,7 @@
     </w:p>
     <w:p>
       <w:pPr>
+        <w:pStyle w:val="3"/>
         <w:rPr>
           <w:rFonts w:hint="eastAsia"/>
           <w:sz w:val="30"/>
@@ -8624,6 +8789,7 @@
     </w:p>
     <w:p>
       <w:pPr>
+        <w:pStyle w:val="4"/>
         <w:rPr>
           <w:rFonts w:hint="eastAsia"/>
           <w:sz w:val="24"/>
@@ -8658,6 +8824,7 @@
     </w:p>
     <w:p>
       <w:pPr>
+        <w:pStyle w:val="4"/>
         <w:rPr>
           <w:rFonts w:hint="eastAsia"/>
         </w:rPr>
@@ -8711,6 +8878,7 @@
     </w:p>
     <w:p>
       <w:pPr>
+        <w:pStyle w:val="3"/>
         <w:rPr>
           <w:rFonts w:hint="eastAsia"/>
           <w:sz w:val="30"/>
@@ -8728,6 +8896,7 @@
     </w:p>
     <w:p>
       <w:pPr>
+        <w:pStyle w:val="4"/>
         <w:rPr>
           <w:rFonts w:hint="eastAsia"/>
         </w:rPr>
@@ -8750,11 +8919,12 @@
         </w:rPr>
       </w:pPr>
       <w:r>
-        <w:t>GRU作为LSTM的简化变体，借助同步门与重置门控制信息流动，在保持时序建模能力的同时减少了约25%的参数量规模。本解决思路选用的模型结构为：输入层接收30个时间步、每步5维特征（30m、50m、70m高度风速、轮毂风速、历史功率）；首层GRU含16个单元，反馈完整序列；Dropout层比率0.2；二层GRU含8个单元；全连接层输出单维预测功率。训练采用Adam 优化器，学习率0.001，损失函数为均方误差，配合早停机制防止过拟合。</w:t>
-      </w:r>
-    </w:p>
-    <w:p>
-      <w:pPr>
+        <w:t>GRU作为LSTM的简化变体，借助更新门与重置门控制信息流动，在保持时序建模能力的同时减少了约25%的参数量规模。本解决思路选用的模型结构为：输入层接收30个时间步、每步5维特征（30m、50m、70m高度风速、轮毂风速、历史功率）；首层GRU含16个单元，反馈完整序列；Dropout层比率0.2；二层GRU含8个单元；全连接层输出单维预测功率。训练采用Adam 优化器，学习率0.001，损失函数为均方误差，配合早停机制防止过拟合。</w:t>
+      </w:r>
+    </w:p>
+    <w:p>
+      <w:pPr>
+        <w:pStyle w:val="4"/>
         <w:rPr>
           <w:rFonts w:hint="eastAsia"/>
         </w:rPr>
@@ -8782,6 +8952,7 @@
     </w:p>
     <w:p>
       <w:pPr>
+        <w:pStyle w:val="4"/>
         <w:rPr>
           <w:rFonts w:hint="eastAsia"/>
         </w:rPr>
@@ -8842,6 +9013,7 @@
     </w:p>
     <w:p>
       <w:pPr>
+        <w:pStyle w:val="3"/>
         <w:rPr>
           <w:rFonts w:hint="eastAsia"/>
           <w:sz w:val="30"/>
@@ -8866,6 +9038,7 @@
     </w:p>
     <w:p>
       <w:pPr>
+        <w:pStyle w:val="4"/>
         <w:rPr>
           <w:rFonts w:hint="eastAsia"/>
           <w:sz w:val="28"/>
@@ -8907,6 +9080,7 @@
     </w:p>
     <w:p>
       <w:pPr>
+        <w:pStyle w:val="4"/>
         <w:rPr>
           <w:rFonts w:hint="eastAsia"/>
           <w:sz w:val="28"/>
@@ -8969,6 +9143,7 @@
     </w:p>
     <w:p>
       <w:pPr>
+        <w:pStyle w:val="4"/>
         <w:rPr>
           <w:rFonts w:hint="eastAsia"/>
         </w:rPr>
@@ -12533,14 +12708,6 @@
       </w:tr>
       <w:tr>
         <w:tblPrEx>
-          <w:tblBorders>
-            <w:top w:val="single" w:color="000000" w:sz="4" w:space="0"/>
-            <w:left w:val="single" w:color="000000" w:sz="4" w:space="0"/>
-            <w:bottom w:val="single" w:color="000000" w:sz="4" w:space="0"/>
-            <w:right w:val="single" w:color="000000" w:sz="4" w:space="0"/>
-            <w:insideH w:val="single" w:color="000000" w:sz="4" w:space="0"/>
-            <w:insideV w:val="single" w:color="000000" w:sz="4" w:space="0"/>
-          </w:tblBorders>
           <w:tblCellMar>
             <w:top w:w="0" w:type="dxa"/>
             <w:left w:w="108" w:type="dxa"/>
@@ -14498,14 +14665,6 @@
       </w:tr>
       <w:tr>
         <w:tblPrEx>
-          <w:tblBorders>
-            <w:top w:val="single" w:color="000000" w:sz="4" w:space="0"/>
-            <w:left w:val="single" w:color="000000" w:sz="4" w:space="0"/>
-            <w:bottom w:val="single" w:color="000000" w:sz="4" w:space="0"/>
-            <w:right w:val="single" w:color="000000" w:sz="4" w:space="0"/>
-            <w:insideH w:val="single" w:color="000000" w:sz="4" w:space="0"/>
-            <w:insideV w:val="single" w:color="000000" w:sz="4" w:space="0"/>
-          </w:tblBorders>
           <w:tblCellMar>
             <w:top w:w="0" w:type="dxa"/>
             <w:left w:w="108" w:type="dxa"/>
@@ -17463,14 +17622,6 @@
       </w:tr>
       <w:tr>
         <w:tblPrEx>
-          <w:tblBorders>
-            <w:top w:val="single" w:color="000000" w:sz="4" w:space="0"/>
-            <w:left w:val="single" w:color="000000" w:sz="4" w:space="0"/>
-            <w:bottom w:val="single" w:color="000000" w:sz="4" w:space="0"/>
-            <w:right w:val="single" w:color="000000" w:sz="4" w:space="0"/>
-            <w:insideH w:val="single" w:color="000000" w:sz="4" w:space="0"/>
-            <w:insideV w:val="single" w:color="000000" w:sz="4" w:space="0"/>
-          </w:tblBorders>
           <w:tblCellMar>
             <w:top w:w="0" w:type="dxa"/>
             <w:left w:w="108" w:type="dxa"/>
@@ -18030,86 +18181,9 @@
     </w:p>
     <w:p>
       <w:pPr>
-        <w:rPr>
-          <w:rFonts w:hint="eastAsia" w:eastAsiaTheme="minorEastAsia"/>
-          <w:lang w:eastAsia="zh-CN"/>
-        </w:rPr>
-      </w:pPr>
-    </w:p>
-    <w:p>
-      <w:pPr>
-        <w:pStyle w:val="9"/>
-        <w:rPr>
-          <w:rFonts w:hint="eastAsia" w:eastAsiaTheme="minorEastAsia"/>
-          <w:lang w:eastAsia="zh-CN"/>
-        </w:rPr>
-      </w:pPr>
-    </w:p>
-    <w:p>
-      <w:pPr>
-        <w:pStyle w:val="9"/>
-        <w:rPr>
-          <w:rFonts w:hint="eastAsia" w:eastAsiaTheme="minorEastAsia"/>
-          <w:lang w:eastAsia="zh-CN"/>
-        </w:rPr>
-      </w:pPr>
-    </w:p>
-    <w:p>
-      <w:pPr>
-        <w:pStyle w:val="9"/>
-        <w:rPr>
-          <w:rFonts w:hint="eastAsia" w:eastAsiaTheme="minorEastAsia"/>
-          <w:lang w:eastAsia="zh-CN"/>
-        </w:rPr>
-      </w:pPr>
-    </w:p>
-    <w:p>
-      <w:pPr>
-        <w:pStyle w:val="9"/>
-        <w:rPr>
-          <w:rFonts w:hint="eastAsia" w:eastAsiaTheme="minorEastAsia"/>
-          <w:lang w:eastAsia="zh-CN"/>
-        </w:rPr>
-      </w:pPr>
-    </w:p>
-    <w:p>
-      <w:pPr>
-        <w:pStyle w:val="9"/>
-        <w:rPr>
-          <w:rFonts w:hint="eastAsia" w:eastAsiaTheme="minorEastAsia"/>
-          <w:lang w:eastAsia="zh-CN"/>
-        </w:rPr>
-      </w:pPr>
-    </w:p>
-    <w:p>
-      <w:pPr>
-        <w:pStyle w:val="9"/>
-        <w:rPr>
-          <w:rFonts w:hint="eastAsia" w:eastAsiaTheme="minorEastAsia"/>
-          <w:lang w:eastAsia="zh-CN"/>
-        </w:rPr>
-      </w:pPr>
-    </w:p>
-    <w:p>
-      <w:pPr>
-        <w:pStyle w:val="9"/>
-        <w:rPr>
-          <w:rFonts w:hint="eastAsia" w:eastAsiaTheme="minorEastAsia"/>
-          <w:lang w:eastAsia="zh-CN"/>
-        </w:rPr>
-      </w:pPr>
-    </w:p>
-    <w:p>
-      <w:pPr>
-        <w:rPr>
-          <w:rFonts w:hint="eastAsia"/>
-        </w:rPr>
-      </w:pPr>
-    </w:p>
-    <w:p>
-      <w:pPr>
         <w:pStyle w:val="2"/>
         <w:spacing w:before="156" w:after="156" w:line="360" w:lineRule="auto"/>
+        <w:jc w:val="center"/>
         <w:rPr>
           <w:rFonts w:hint="eastAsia" w:ascii="Times New Roman" w:hAnsi="Times New Roman" w:eastAsia="宋体" w:cs="宋体"/>
           <w:color w:val="000000" w:themeColor="text1"/>
@@ -18149,6 +18223,8 @@
       <w:r>
         <w:t>[1] 付治钧, 黄柯, 吴凤, 等. 智能电网数字化运维技术运用探索[J]. 电力设备统筹, 2026, (02): 50-52.</w:t>
       </w:r>
+      <w:bookmarkStart w:id="10" w:name="_GoBack"/>
+      <w:bookmarkEnd w:id="10"/>
     </w:p>
     <w:p>
       <w:pPr>
@@ -18864,6 +18940,18 @@
         <w:rPr>
           <w:rFonts w:hint="default" w:eastAsiaTheme="minorEastAsia"/>
           <w:lang w:val="en-US" w:eastAsia="zh-CN"/>
+        </w:rPr>
+      </w:pPr>
+    </w:p>
+    <w:p>
+      <w:pPr>
+        <w:spacing w:line="360" w:lineRule="auto"/>
+        <w:jc w:val="center"/>
+        <w:rPr>
+          <w:rFonts w:hint="eastAsia"/>
+          <w:b/>
+          <w:sz w:val="36"/>
+          <w:szCs w:val="24"/>
         </w:rPr>
       </w:pPr>
     </w:p>
